--- a/Session-25/Sonarcube & jenkins on wsl.docx
+++ b/Session-25/Sonarcube & jenkins on wsl.docx
@@ -1329,6 +1329,895 @@
           <w:lang w:val="en-US"/>
         </w:rPr>
         <w:t>./sonar.sh status</w:t>
+      </w:r>
+    </w:p>
+    <w:p>
+      <w:pPr>
+        <w:rPr>
+          <w:lang w:val="en-US"/>
+        </w:rPr>
+      </w:pPr>
+      <w:r>
+        <w:rPr>
+          <w:lang w:val="en-US"/>
+        </w:rPr>
+        <w:t xml:space="preserve">Step:6 Log in to </w:t>
+      </w:r>
+      <w:proofErr w:type="spellStart"/>
+      <w:r>
+        <w:rPr>
+          <w:lang w:val="en-US"/>
+        </w:rPr>
+        <w:t>sonarqube</w:t>
+      </w:r>
+      <w:proofErr w:type="spellEnd"/>
+    </w:p>
+    <w:p>
+      <w:pPr>
+        <w:rPr>
+          <w:lang w:val="en-US"/>
+        </w:rPr>
+      </w:pPr>
+      <w:proofErr w:type="spellStart"/>
+      <w:r>
+        <w:rPr>
+          <w:lang w:val="en-US"/>
+        </w:rPr>
+        <w:t>Goto</w:t>
+      </w:r>
+      <w:proofErr w:type="spellEnd"/>
+      <w:r>
+        <w:rPr>
+          <w:lang w:val="en-US"/>
+        </w:rPr>
+        <w:t>&gt; browser&gt; localhost:9000</w:t>
+      </w:r>
+    </w:p>
+    <w:p>
+      <w:pPr>
+        <w:rPr>
+          <w:lang w:val="en-US"/>
+        </w:rPr>
+      </w:pPr>
+      <w:r>
+        <w:rPr>
+          <w:lang w:val="en-US"/>
+        </w:rPr>
+        <w:t xml:space="preserve">(wait for </w:t>
+      </w:r>
+      <w:proofErr w:type="spellStart"/>
+      <w:r>
+        <w:rPr>
+          <w:lang w:val="en-US"/>
+        </w:rPr>
+        <w:t>atleast</w:t>
+      </w:r>
+      <w:proofErr w:type="spellEnd"/>
+      <w:r>
+        <w:rPr>
+          <w:lang w:val="en-US"/>
+        </w:rPr>
+        <w:t xml:space="preserve"> 5-10 min, as it will take a time to start)</w:t>
+      </w:r>
+    </w:p>
+    <w:p>
+      <w:pPr>
+        <w:pStyle w:val="ListParagraph"/>
+        <w:numPr>
+          <w:ilvl w:val="0"/>
+          <w:numId w:val="1"/>
+        </w:numPr>
+        <w:rPr>
+          <w:lang w:val="en-US"/>
+        </w:rPr>
+      </w:pPr>
+      <w:proofErr w:type="spellStart"/>
+      <w:proofErr w:type="gramStart"/>
+      <w:r>
+        <w:rPr>
+          <w:lang w:val="en-US"/>
+        </w:rPr>
+        <w:t>Default;t</w:t>
+      </w:r>
+      <w:proofErr w:type="spellEnd"/>
+      <w:proofErr w:type="gramEnd"/>
+      <w:r>
+        <w:rPr>
+          <w:lang w:val="en-US"/>
+        </w:rPr>
+        <w:t xml:space="preserve"> username and password are</w:t>
+      </w:r>
+    </w:p>
+    <w:p>
+      <w:pPr>
+        <w:pStyle w:val="ListParagraph"/>
+        <w:numPr>
+          <w:ilvl w:val="1"/>
+          <w:numId w:val="1"/>
+        </w:numPr>
+        <w:rPr>
+          <w:lang w:val="en-US"/>
+        </w:rPr>
+      </w:pPr>
+      <w:r>
+        <w:rPr>
+          <w:lang w:val="en-US"/>
+        </w:rPr>
+        <w:t>Username: admin</w:t>
+      </w:r>
+    </w:p>
+    <w:p>
+      <w:pPr>
+        <w:pStyle w:val="ListParagraph"/>
+        <w:numPr>
+          <w:ilvl w:val="1"/>
+          <w:numId w:val="1"/>
+        </w:numPr>
+        <w:rPr>
+          <w:lang w:val="en-US"/>
+        </w:rPr>
+      </w:pPr>
+      <w:r>
+        <w:rPr>
+          <w:lang w:val="en-US"/>
+        </w:rPr>
+        <w:t>Password: admin</w:t>
+      </w:r>
+    </w:p>
+    <w:p>
+      <w:pPr>
+        <w:pStyle w:val="ListParagraph"/>
+        <w:numPr>
+          <w:ilvl w:val="1"/>
+          <w:numId w:val="1"/>
+        </w:numPr>
+        <w:rPr>
+          <w:lang w:val="en-US"/>
+        </w:rPr>
+      </w:pPr>
+      <w:r>
+        <w:rPr>
+          <w:lang w:val="en-US"/>
+        </w:rPr>
+        <w:lastRenderedPageBreak/>
+        <w:t>Change the password on first Login</w:t>
+      </w:r>
+    </w:p>
+    <w:p>
+      <w:pPr>
+        <w:ind w:left="1080"/>
+        <w:rPr>
+          <w:lang w:val="en-US"/>
+        </w:rPr>
+      </w:pPr>
+      <w:r>
+        <w:rPr>
+          <w:lang w:val="en-US"/>
+        </w:rPr>
+        <w:t xml:space="preserve">Now click on </w:t>
+      </w:r>
+      <w:proofErr w:type="spellStart"/>
+      <w:r>
+        <w:rPr>
+          <w:lang w:val="en-US"/>
+        </w:rPr>
+        <w:t>MyAccount</w:t>
+      </w:r>
+      <w:proofErr w:type="spellEnd"/>
+    </w:p>
+    <w:p>
+      <w:pPr>
+        <w:rPr>
+          <w:lang w:val="en-US"/>
+        </w:rPr>
+      </w:pPr>
+      <w:r>
+        <w:rPr>
+          <w:noProof/>
+          <w:lang w:eastAsia="en-IN"/>
+        </w:rPr>
+        <w:drawing>
+          <wp:inline distT="0" distB="0" distL="0" distR="0" wp14:anchorId="72FB31D4" wp14:editId="5004508A">
+            <wp:extent cx="5731510" cy="2352675"/>
+            <wp:effectExtent l="0" t="0" r="2540" b="9525"/>
+            <wp:docPr id="6" name="Picture 6"/>
+            <wp:cNvGraphicFramePr>
+              <a:graphicFrameLocks xmlns:a="http://schemas.openxmlformats.org/drawingml/2006/main" noChangeAspect="1"/>
+            </wp:cNvGraphicFramePr>
+            <a:graphic xmlns:a="http://schemas.openxmlformats.org/drawingml/2006/main">
+              <a:graphicData uri="http://schemas.openxmlformats.org/drawingml/2006/picture">
+                <pic:pic xmlns:pic="http://schemas.openxmlformats.org/drawingml/2006/picture">
+                  <pic:nvPicPr>
+                    <pic:cNvPr id="1" name=""/>
+                    <pic:cNvPicPr/>
+                  </pic:nvPicPr>
+                  <pic:blipFill rotWithShape="1">
+                    <a:blip r:embed="rId11"/>
+                    <a:srcRect b="26995"/>
+                    <a:stretch/>
+                  </pic:blipFill>
+                  <pic:spPr bwMode="auto">
+                    <a:xfrm>
+                      <a:off x="0" y="0"/>
+                      <a:ext cx="5731510" cy="2352675"/>
+                    </a:xfrm>
+                    <a:prstGeom prst="rect">
+                      <a:avLst/>
+                    </a:prstGeom>
+                    <a:ln>
+                      <a:noFill/>
+                    </a:ln>
+                    <a:extLst>
+                      <a:ext uri="{53640926-AAD7-44D8-BBD7-CCE9431645EC}">
+                        <a14:shadowObscured xmlns:a14="http://schemas.microsoft.com/office/drawing/2010/main"/>
+                      </a:ext>
+                    </a:extLst>
+                  </pic:spPr>
+                </pic:pic>
+              </a:graphicData>
+            </a:graphic>
+          </wp:inline>
+        </w:drawing>
+      </w:r>
+    </w:p>
+    <w:p>
+      <w:pPr>
+        <w:rPr>
+          <w:lang w:val="en-US"/>
+        </w:rPr>
+      </w:pPr>
+      <w:r>
+        <w:rPr>
+          <w:lang w:val="en-US"/>
+        </w:rPr>
+        <w:t>Click on security tab</w:t>
+      </w:r>
+    </w:p>
+    <w:p>
+      <w:pPr>
+        <w:rPr>
+          <w:lang w:val="en-US"/>
+        </w:rPr>
+      </w:pPr>
+      <w:r>
+        <w:rPr>
+          <w:noProof/>
+          <w:lang w:eastAsia="en-IN"/>
+        </w:rPr>
+        <w:drawing>
+          <wp:inline distT="0" distB="0" distL="0" distR="0" wp14:anchorId="5BF3DB13" wp14:editId="24137EEA">
+            <wp:extent cx="5731510" cy="2495550"/>
+            <wp:effectExtent l="0" t="0" r="2540" b="0"/>
+            <wp:docPr id="7" name="Picture 7"/>
+            <wp:cNvGraphicFramePr>
+              <a:graphicFrameLocks xmlns:a="http://schemas.openxmlformats.org/drawingml/2006/main" noChangeAspect="1"/>
+            </wp:cNvGraphicFramePr>
+            <a:graphic xmlns:a="http://schemas.openxmlformats.org/drawingml/2006/main">
+              <a:graphicData uri="http://schemas.openxmlformats.org/drawingml/2006/picture">
+                <pic:pic xmlns:pic="http://schemas.openxmlformats.org/drawingml/2006/picture">
+                  <pic:nvPicPr>
+                    <pic:cNvPr id="1" name=""/>
+                    <pic:cNvPicPr/>
+                  </pic:nvPicPr>
+                  <pic:blipFill rotWithShape="1">
+                    <a:blip r:embed="rId12"/>
+                    <a:srcRect b="22561"/>
+                    <a:stretch/>
+                  </pic:blipFill>
+                  <pic:spPr bwMode="auto">
+                    <a:xfrm>
+                      <a:off x="0" y="0"/>
+                      <a:ext cx="5731510" cy="2495550"/>
+                    </a:xfrm>
+                    <a:prstGeom prst="rect">
+                      <a:avLst/>
+                    </a:prstGeom>
+                    <a:ln>
+                      <a:noFill/>
+                    </a:ln>
+                    <a:extLst>
+                      <a:ext uri="{53640926-AAD7-44D8-BBD7-CCE9431645EC}">
+                        <a14:shadowObscured xmlns:a14="http://schemas.microsoft.com/office/drawing/2010/main"/>
+                      </a:ext>
+                    </a:extLst>
+                  </pic:spPr>
+                </pic:pic>
+              </a:graphicData>
+            </a:graphic>
+          </wp:inline>
+        </w:drawing>
+      </w:r>
+    </w:p>
+    <w:p>
+      <w:pPr>
+        <w:rPr>
+          <w:lang w:val="en-US"/>
+        </w:rPr>
+      </w:pPr>
+      <w:r>
+        <w:rPr>
+          <w:lang w:val="en-US"/>
+        </w:rPr>
+        <w:t>Generate New Global Analysis Token</w:t>
+      </w:r>
+    </w:p>
+    <w:p>
+      <w:pPr>
+        <w:rPr>
+          <w:lang w:val="en-US"/>
+        </w:rPr>
+      </w:pPr>
+      <w:r>
+        <w:rPr>
+          <w:noProof/>
+          <w:lang w:eastAsia="en-IN"/>
+        </w:rPr>
+        <w:drawing>
+          <wp:inline distT="0" distB="0" distL="0" distR="0" wp14:anchorId="2C396AC5" wp14:editId="674E9AA6">
+            <wp:extent cx="5731510" cy="1781175"/>
+            <wp:effectExtent l="0" t="0" r="2540" b="9525"/>
+            <wp:docPr id="8" name="Picture 8"/>
+            <wp:cNvGraphicFramePr>
+              <a:graphicFrameLocks xmlns:a="http://schemas.openxmlformats.org/drawingml/2006/main" noChangeAspect="1"/>
+            </wp:cNvGraphicFramePr>
+            <a:graphic xmlns:a="http://schemas.openxmlformats.org/drawingml/2006/main">
+              <a:graphicData uri="http://schemas.openxmlformats.org/drawingml/2006/picture">
+                <pic:pic xmlns:pic="http://schemas.openxmlformats.org/drawingml/2006/picture">
+                  <pic:nvPicPr>
+                    <pic:cNvPr id="1" name=""/>
+                    <pic:cNvPicPr/>
+                  </pic:nvPicPr>
+                  <pic:blipFill rotWithShape="1">
+                    <a:blip r:embed="rId13"/>
+                    <a:srcRect t="15075" b="29655"/>
+                    <a:stretch/>
+                  </pic:blipFill>
+                  <pic:spPr bwMode="auto">
+                    <a:xfrm>
+                      <a:off x="0" y="0"/>
+                      <a:ext cx="5731510" cy="1781175"/>
+                    </a:xfrm>
+                    <a:prstGeom prst="rect">
+                      <a:avLst/>
+                    </a:prstGeom>
+                    <a:ln>
+                      <a:noFill/>
+                    </a:ln>
+                    <a:extLst>
+                      <a:ext uri="{53640926-AAD7-44D8-BBD7-CCE9431645EC}">
+                        <a14:shadowObscured xmlns:a14="http://schemas.microsoft.com/office/drawing/2010/main"/>
+                      </a:ext>
+                    </a:extLst>
+                  </pic:spPr>
+                </pic:pic>
+              </a:graphicData>
+            </a:graphic>
+          </wp:inline>
+        </w:drawing>
+      </w:r>
+    </w:p>
+    <w:p>
+      <w:pPr>
+        <w:rPr>
+          <w:lang w:val="en-US"/>
+        </w:rPr>
+      </w:pPr>
+      <w:r>
+        <w:rPr>
+          <w:lang w:val="en-US"/>
+        </w:rPr>
+        <w:t>Copy it and save it somewhere securely</w:t>
+      </w:r>
+    </w:p>
+    <w:p>
+      <w:pPr>
+        <w:rPr>
+          <w:lang w:val="en-US"/>
+        </w:rPr>
+      </w:pPr>
+    </w:p>
+    <w:p>
+      <w:pPr>
+        <w:rPr>
+          <w:lang w:val="en-US"/>
+        </w:rPr>
+      </w:pPr>
+    </w:p>
+    <w:p>
+      <w:pPr>
+        <w:pStyle w:val="Heading2"/>
+        <w:jc w:val="center"/>
+        <w:rPr>
+          <w:b/>
+          <w:lang w:val="en-US"/>
+        </w:rPr>
+      </w:pPr>
+      <w:r>
+        <w:rPr>
+          <w:b/>
+          <w:lang w:val="en-US"/>
+        </w:rPr>
+        <w:t>JENKINS SONARQUBE INTEGRATION</w:t>
+      </w:r>
+    </w:p>
+    <w:p>
+      <w:pPr>
+        <w:rPr>
+          <w:lang w:val="en-US"/>
+        </w:rPr>
+      </w:pPr>
+      <w:r>
+        <w:rPr>
+          <w:lang w:val="en-US"/>
+        </w:rPr>
+        <w:t>Step:7 start the Jenkins</w:t>
+      </w:r>
+    </w:p>
+    <w:p>
+      <w:pPr>
+        <w:rPr>
+          <w:lang w:val="en-US"/>
+        </w:rPr>
+      </w:pPr>
+      <w:r>
+        <w:rPr>
+          <w:noProof/>
+          <w:lang w:eastAsia="en-IN"/>
+        </w:rPr>
+        <w:drawing>
+          <wp:inline distT="0" distB="0" distL="0" distR="0" wp14:anchorId="107ADB1A" wp14:editId="37135B36">
+            <wp:extent cx="5254113" cy="476250"/>
+            <wp:effectExtent l="0" t="0" r="3810" b="0"/>
+            <wp:docPr id="9" name="Picture 9"/>
+            <wp:cNvGraphicFramePr>
+              <a:graphicFrameLocks xmlns:a="http://schemas.openxmlformats.org/drawingml/2006/main" noChangeAspect="1"/>
+            </wp:cNvGraphicFramePr>
+            <a:graphic xmlns:a="http://schemas.openxmlformats.org/drawingml/2006/main">
+              <a:graphicData uri="http://schemas.openxmlformats.org/drawingml/2006/picture">
+                <pic:pic xmlns:pic="http://schemas.openxmlformats.org/drawingml/2006/picture">
+                  <pic:nvPicPr>
+                    <pic:cNvPr id="1" name=""/>
+                    <pic:cNvPicPr/>
+                  </pic:nvPicPr>
+                  <pic:blipFill rotWithShape="1">
+                    <a:blip r:embed="rId14"/>
+                    <a:srcRect l="7811" t="63843" r="35353" b="26995"/>
+                    <a:stretch/>
+                  </pic:blipFill>
+                  <pic:spPr bwMode="auto">
+                    <a:xfrm>
+                      <a:off x="0" y="0"/>
+                      <a:ext cx="5261453" cy="476915"/>
+                    </a:xfrm>
+                    <a:prstGeom prst="rect">
+                      <a:avLst/>
+                    </a:prstGeom>
+                    <a:ln>
+                      <a:noFill/>
+                    </a:ln>
+                    <a:extLst>
+                      <a:ext uri="{53640926-AAD7-44D8-BBD7-CCE9431645EC}">
+                        <a14:shadowObscured xmlns:a14="http://schemas.microsoft.com/office/drawing/2010/main"/>
+                      </a:ext>
+                    </a:extLst>
+                  </pic:spPr>
+                </pic:pic>
+              </a:graphicData>
+            </a:graphic>
+          </wp:inline>
+        </w:drawing>
+      </w:r>
+    </w:p>
+    <w:p>
+      <w:pPr>
+        <w:rPr>
+          <w:lang w:val="en-US"/>
+        </w:rPr>
+      </w:pPr>
+      <w:r>
+        <w:rPr>
+          <w:lang w:val="en-US"/>
+        </w:rPr>
+        <w:t xml:space="preserve">Step: 8 Open Jenkins and add </w:t>
+      </w:r>
+      <w:proofErr w:type="spellStart"/>
+      <w:r>
+        <w:rPr>
+          <w:lang w:val="en-US"/>
+        </w:rPr>
+        <w:t>sonarqube</w:t>
+      </w:r>
+      <w:proofErr w:type="spellEnd"/>
+      <w:r>
+        <w:rPr>
+          <w:lang w:val="en-US"/>
+        </w:rPr>
+        <w:t xml:space="preserve"> to it</w:t>
+      </w:r>
+    </w:p>
+    <w:p>
+      <w:pPr>
+        <w:rPr>
+          <w:lang w:val="en-US"/>
+        </w:rPr>
+      </w:pPr>
+      <w:r>
+        <w:rPr>
+          <w:noProof/>
+          <w:lang w:eastAsia="en-IN"/>
+        </w:rPr>
+        <w:drawing>
+          <wp:inline distT="0" distB="0" distL="0" distR="0" wp14:anchorId="3C66B402" wp14:editId="4719581F">
+            <wp:extent cx="5731510" cy="2562225"/>
+            <wp:effectExtent l="0" t="0" r="2540" b="9525"/>
+            <wp:docPr id="10" name="Picture 10"/>
+            <wp:cNvGraphicFramePr>
+              <a:graphicFrameLocks xmlns:a="http://schemas.openxmlformats.org/drawingml/2006/main" noChangeAspect="1"/>
+            </wp:cNvGraphicFramePr>
+            <a:graphic xmlns:a="http://schemas.openxmlformats.org/drawingml/2006/main">
+              <a:graphicData uri="http://schemas.openxmlformats.org/drawingml/2006/picture">
+                <pic:pic xmlns:pic="http://schemas.openxmlformats.org/drawingml/2006/picture">
+                  <pic:nvPicPr>
+                    <pic:cNvPr id="1" name=""/>
+                    <pic:cNvPicPr/>
+                  </pic:nvPicPr>
+                  <pic:blipFill rotWithShape="1">
+                    <a:blip r:embed="rId15"/>
+                    <a:srcRect b="20492"/>
+                    <a:stretch/>
+                  </pic:blipFill>
+                  <pic:spPr bwMode="auto">
+                    <a:xfrm>
+                      <a:off x="0" y="0"/>
+                      <a:ext cx="5731510" cy="2562225"/>
+                    </a:xfrm>
+                    <a:prstGeom prst="rect">
+                      <a:avLst/>
+                    </a:prstGeom>
+                    <a:ln>
+                      <a:noFill/>
+                    </a:ln>
+                    <a:extLst>
+                      <a:ext uri="{53640926-AAD7-44D8-BBD7-CCE9431645EC}">
+                        <a14:shadowObscured xmlns:a14="http://schemas.microsoft.com/office/drawing/2010/main"/>
+                      </a:ext>
+                    </a:extLst>
+                  </pic:spPr>
+                </pic:pic>
+              </a:graphicData>
+            </a:graphic>
+          </wp:inline>
+        </w:drawing>
+      </w:r>
+    </w:p>
+    <w:p>
+      <w:pPr>
+        <w:rPr>
+          <w:lang w:val="en-US"/>
+        </w:rPr>
+      </w:pPr>
+      <w:proofErr w:type="spellStart"/>
+      <w:r>
+        <w:rPr>
+          <w:lang w:val="en-US"/>
+        </w:rPr>
+        <w:t>Goto</w:t>
+      </w:r>
+      <w:proofErr w:type="spellEnd"/>
+      <w:r>
+        <w:rPr>
+          <w:lang w:val="en-US"/>
+        </w:rPr>
+        <w:t xml:space="preserve">&gt; manage Jenkins&gt; add </w:t>
+      </w:r>
+      <w:proofErr w:type="spellStart"/>
+      <w:r>
+        <w:rPr>
+          <w:lang w:val="en-US"/>
+        </w:rPr>
+        <w:t>sonarqube</w:t>
+      </w:r>
+      <w:proofErr w:type="spellEnd"/>
+      <w:r>
+        <w:rPr>
+          <w:lang w:val="en-US"/>
+        </w:rPr>
+        <w:t xml:space="preserve"> server for </w:t>
+      </w:r>
+      <w:proofErr w:type="spellStart"/>
+      <w:r>
+        <w:rPr>
+          <w:lang w:val="en-US"/>
+        </w:rPr>
+        <w:t>jenkins</w:t>
+      </w:r>
+      <w:proofErr w:type="spellEnd"/>
+    </w:p>
+    <w:p>
+      <w:pPr>
+        <w:rPr>
+          <w:lang w:val="en-US"/>
+        </w:rPr>
+      </w:pPr>
+      <w:r>
+        <w:rPr>
+          <w:noProof/>
+          <w:lang w:eastAsia="en-IN"/>
+        </w:rPr>
+        <w:drawing>
+          <wp:inline distT="0" distB="0" distL="0" distR="0" wp14:anchorId="5481886A" wp14:editId="33C3AE14">
+            <wp:extent cx="5676900" cy="1895475"/>
+            <wp:effectExtent l="0" t="0" r="0" b="9525"/>
+            <wp:docPr id="11" name="Picture 11"/>
+            <wp:cNvGraphicFramePr>
+              <a:graphicFrameLocks xmlns:a="http://schemas.openxmlformats.org/drawingml/2006/main" noChangeAspect="1"/>
+            </wp:cNvGraphicFramePr>
+            <a:graphic xmlns:a="http://schemas.openxmlformats.org/drawingml/2006/main">
+              <a:graphicData uri="http://schemas.openxmlformats.org/drawingml/2006/picture">
+                <pic:pic xmlns:pic="http://schemas.openxmlformats.org/drawingml/2006/picture">
+                  <pic:nvPicPr>
+                    <pic:cNvPr id="1" name=""/>
+                    <pic:cNvPicPr/>
+                  </pic:nvPicPr>
+                  <pic:blipFill rotWithShape="1">
+                    <a:blip r:embed="rId16"/>
+                    <a:srcRect t="5616" r="953" b="35567"/>
+                    <a:stretch/>
+                  </pic:blipFill>
+                  <pic:spPr bwMode="auto">
+                    <a:xfrm>
+                      <a:off x="0" y="0"/>
+                      <a:ext cx="5676900" cy="1895475"/>
+                    </a:xfrm>
+                    <a:prstGeom prst="rect">
+                      <a:avLst/>
+                    </a:prstGeom>
+                    <a:ln>
+                      <a:noFill/>
+                    </a:ln>
+                    <a:extLst>
+                      <a:ext uri="{53640926-AAD7-44D8-BBD7-CCE9431645EC}">
+                        <a14:shadowObscured xmlns:a14="http://schemas.microsoft.com/office/drawing/2010/main"/>
+                      </a:ext>
+                    </a:extLst>
+                  </pic:spPr>
+                </pic:pic>
+              </a:graphicData>
+            </a:graphic>
+          </wp:inline>
+        </w:drawing>
+      </w:r>
+    </w:p>
+    <w:p>
+      <w:pPr>
+        <w:rPr>
+          <w:lang w:val="en-US"/>
+        </w:rPr>
+      </w:pPr>
+      <w:r>
+        <w:rPr>
+          <w:lang w:val="en-US"/>
+        </w:rPr>
+        <w:t xml:space="preserve">Step:9 </w:t>
+      </w:r>
+      <w:proofErr w:type="spellStart"/>
+      <w:r>
+        <w:rPr>
+          <w:lang w:val="en-US"/>
+        </w:rPr>
+        <w:t>goto</w:t>
+      </w:r>
+      <w:proofErr w:type="spellEnd"/>
+      <w:r>
+        <w:rPr>
+          <w:lang w:val="en-US"/>
+        </w:rPr>
+        <w:t xml:space="preserve">&gt; manage Jenkins&gt; tools(system)&gt; </w:t>
+      </w:r>
+    </w:p>
+    <w:p>
+      <w:pPr>
+        <w:rPr>
+          <w:lang w:val="en-US"/>
+        </w:rPr>
+      </w:pPr>
+      <w:r>
+        <w:rPr>
+          <w:noProof/>
+          <w:lang w:eastAsia="en-IN"/>
+        </w:rPr>
+        <w:drawing>
+          <wp:inline distT="0" distB="0" distL="0" distR="0" wp14:anchorId="7CE67C82" wp14:editId="320A3A92">
+            <wp:extent cx="5731510" cy="1752600"/>
+            <wp:effectExtent l="0" t="0" r="2540" b="0"/>
+            <wp:docPr id="12" name="Picture 12"/>
+            <wp:cNvGraphicFramePr>
+              <a:graphicFrameLocks xmlns:a="http://schemas.openxmlformats.org/drawingml/2006/main" noChangeAspect="1"/>
+            </wp:cNvGraphicFramePr>
+            <a:graphic xmlns:a="http://schemas.openxmlformats.org/drawingml/2006/main">
+              <a:graphicData uri="http://schemas.openxmlformats.org/drawingml/2006/picture">
+                <pic:pic xmlns:pic="http://schemas.openxmlformats.org/drawingml/2006/picture">
+                  <pic:nvPicPr>
+                    <pic:cNvPr id="1" name=""/>
+                    <pic:cNvPicPr/>
+                  </pic:nvPicPr>
+                  <pic:blipFill rotWithShape="1">
+                    <a:blip r:embed="rId17"/>
+                    <a:srcRect t="20690" b="24926"/>
+                    <a:stretch/>
+                  </pic:blipFill>
+                  <pic:spPr bwMode="auto">
+                    <a:xfrm>
+                      <a:off x="0" y="0"/>
+                      <a:ext cx="5731510" cy="1752600"/>
+                    </a:xfrm>
+                    <a:prstGeom prst="rect">
+                      <a:avLst/>
+                    </a:prstGeom>
+                    <a:ln>
+                      <a:noFill/>
+                    </a:ln>
+                    <a:extLst>
+                      <a:ext uri="{53640926-AAD7-44D8-BBD7-CCE9431645EC}">
+                        <a14:shadowObscured xmlns:a14="http://schemas.microsoft.com/office/drawing/2010/main"/>
+                      </a:ext>
+                    </a:extLst>
+                  </pic:spPr>
+                </pic:pic>
+              </a:graphicData>
+            </a:graphic>
+          </wp:inline>
+        </w:drawing>
+      </w:r>
+    </w:p>
+    <w:p>
+      <w:pPr>
+        <w:rPr>
+          <w:lang w:val="en-US"/>
+        </w:rPr>
+      </w:pPr>
+      <w:r>
+        <w:rPr>
+          <w:lang w:val="en-US"/>
+        </w:rPr>
+        <w:lastRenderedPageBreak/>
+        <w:t>Then in Server authentication choose&gt; Jenkins&gt; add new token</w:t>
+      </w:r>
+    </w:p>
+    <w:p>
+      <w:pPr>
+        <w:rPr>
+          <w:lang w:val="en-US"/>
+        </w:rPr>
+      </w:pPr>
+      <w:r>
+        <w:rPr>
+          <w:noProof/>
+          <w:lang w:eastAsia="en-IN"/>
+        </w:rPr>
+        <w:drawing>
+          <wp:inline distT="0" distB="0" distL="0" distR="0" wp14:anchorId="5884B622" wp14:editId="70D5C821">
+            <wp:extent cx="5562600" cy="2381250"/>
+            <wp:effectExtent l="0" t="0" r="0" b="0"/>
+            <wp:docPr id="13" name="Picture 13"/>
+            <wp:cNvGraphicFramePr>
+              <a:graphicFrameLocks xmlns:a="http://schemas.openxmlformats.org/drawingml/2006/main" noChangeAspect="1"/>
+            </wp:cNvGraphicFramePr>
+            <a:graphic xmlns:a="http://schemas.openxmlformats.org/drawingml/2006/main">
+              <a:graphicData uri="http://schemas.openxmlformats.org/drawingml/2006/picture">
+                <pic:pic xmlns:pic="http://schemas.openxmlformats.org/drawingml/2006/picture">
+                  <pic:nvPicPr>
+                    <pic:cNvPr id="1" name=""/>
+                    <pic:cNvPicPr/>
+                  </pic:nvPicPr>
+                  <pic:blipFill rotWithShape="1">
+                    <a:blip r:embed="rId18"/>
+                    <a:srcRect t="5911" r="2947" b="20197"/>
+                    <a:stretch/>
+                  </pic:blipFill>
+                  <pic:spPr bwMode="auto">
+                    <a:xfrm>
+                      <a:off x="0" y="0"/>
+                      <a:ext cx="5562600" cy="2381250"/>
+                    </a:xfrm>
+                    <a:prstGeom prst="rect">
+                      <a:avLst/>
+                    </a:prstGeom>
+                    <a:ln>
+                      <a:noFill/>
+                    </a:ln>
+                    <a:extLst>
+                      <a:ext uri="{53640926-AAD7-44D8-BBD7-CCE9431645EC}">
+                        <a14:shadowObscured xmlns:a14="http://schemas.microsoft.com/office/drawing/2010/main"/>
+                      </a:ext>
+                    </a:extLst>
+                  </pic:spPr>
+                </pic:pic>
+              </a:graphicData>
+            </a:graphic>
+          </wp:inline>
+        </w:drawing>
+      </w:r>
+    </w:p>
+    <w:p>
+      <w:pPr>
+        <w:rPr>
+          <w:lang w:val="en-US"/>
+        </w:rPr>
+      </w:pPr>
+      <w:r>
+        <w:rPr>
+          <w:lang w:val="en-US"/>
+        </w:rPr>
+        <w:t>Now in server authentication dropdown &gt; choose newly added token&gt;</w:t>
+      </w:r>
+    </w:p>
+    <w:p>
+      <w:pPr>
+        <w:rPr>
+          <w:lang w:val="en-US"/>
+        </w:rPr>
+      </w:pPr>
+      <w:r>
+        <w:rPr>
+          <w:noProof/>
+          <w:lang w:eastAsia="en-IN"/>
+        </w:rPr>
+        <w:drawing>
+          <wp:inline distT="0" distB="0" distL="0" distR="0" wp14:anchorId="601308BE" wp14:editId="439A0781">
+            <wp:extent cx="5731510" cy="1952625"/>
+            <wp:effectExtent l="0" t="0" r="2540" b="9525"/>
+            <wp:docPr id="14" name="Picture 14"/>
+            <wp:cNvGraphicFramePr>
+              <a:graphicFrameLocks xmlns:a="http://schemas.openxmlformats.org/drawingml/2006/main" noChangeAspect="1"/>
+            </wp:cNvGraphicFramePr>
+            <a:graphic xmlns:a="http://schemas.openxmlformats.org/drawingml/2006/main">
+              <a:graphicData uri="http://schemas.openxmlformats.org/drawingml/2006/picture">
+                <pic:pic xmlns:pic="http://schemas.openxmlformats.org/drawingml/2006/picture">
+                  <pic:nvPicPr>
+                    <pic:cNvPr id="1" name=""/>
+                    <pic:cNvPicPr/>
+                  </pic:nvPicPr>
+                  <pic:blipFill rotWithShape="1">
+                    <a:blip r:embed="rId19"/>
+                    <a:srcRect t="5911" b="33498"/>
+                    <a:stretch/>
+                  </pic:blipFill>
+                  <pic:spPr bwMode="auto">
+                    <a:xfrm>
+                      <a:off x="0" y="0"/>
+                      <a:ext cx="5731510" cy="1952625"/>
+                    </a:xfrm>
+                    <a:prstGeom prst="rect">
+                      <a:avLst/>
+                    </a:prstGeom>
+                    <a:ln>
+                      <a:noFill/>
+                    </a:ln>
+                    <a:extLst>
+                      <a:ext uri="{53640926-AAD7-44D8-BBD7-CCE9431645EC}">
+                        <a14:shadowObscured xmlns:a14="http://schemas.microsoft.com/office/drawing/2010/main"/>
+                      </a:ext>
+                    </a:extLst>
+                  </pic:spPr>
+                </pic:pic>
+              </a:graphicData>
+            </a:graphic>
+          </wp:inline>
+        </w:drawing>
+      </w:r>
+    </w:p>
+    <w:p>
+      <w:pPr>
+        <w:rPr>
+          <w:lang w:val="en-US"/>
+        </w:rPr>
+      </w:pPr>
+      <w:r>
+        <w:rPr>
+          <w:lang w:val="en-US"/>
+        </w:rPr>
+        <w:t xml:space="preserve">Then click on Save </w:t>
       </w:r>
       <w:bookmarkStart w:id="0" w:name="_GoBack"/>
       <w:bookmarkEnd w:id="0"/>
@@ -1857,6 +2746,28 @@
     <w:name w:val="Normal"/>
     <w:qFormat/>
   </w:style>
+  <w:style w:type="paragraph" w:styleId="Heading2">
+    <w:name w:val="heading 2"/>
+    <w:basedOn w:val="Normal"/>
+    <w:next w:val="Normal"/>
+    <w:link w:val="Heading2Char"/>
+    <w:uiPriority w:val="9"/>
+    <w:unhideWhenUsed/>
+    <w:qFormat/>
+    <w:rsid w:val="008F2118"/>
+    <w:pPr>
+      <w:keepNext/>
+      <w:keepLines/>
+      <w:spacing w:before="40" w:after="0"/>
+      <w:outlineLvl w:val="1"/>
+    </w:pPr>
+    <w:rPr>
+      <w:rFonts w:asciiTheme="majorHAnsi" w:eastAsiaTheme="majorEastAsia" w:hAnsiTheme="majorHAnsi" w:cstheme="majorBidi"/>
+      <w:color w:val="2E74B5" w:themeColor="accent1" w:themeShade="BF"/>
+      <w:sz w:val="26"/>
+      <w:szCs w:val="26"/>
+    </w:rPr>
+  </w:style>
   <w:style w:type="character" w:default="1" w:styleId="DefaultParagraphFont">
     <w:name w:val="Default Paragraph Font"/>
     <w:uiPriority w:val="1"/>
@@ -1904,6 +2815,19 @@
     <w:rPr>
       <w:color w:val="0563C1" w:themeColor="hyperlink"/>
       <w:u w:val="single"/>
+    </w:rPr>
+  </w:style>
+  <w:style w:type="character" w:customStyle="1" w:styleId="Heading2Char">
+    <w:name w:val="Heading 2 Char"/>
+    <w:basedOn w:val="DefaultParagraphFont"/>
+    <w:link w:val="Heading2"/>
+    <w:uiPriority w:val="9"/>
+    <w:rsid w:val="008F2118"/>
+    <w:rPr>
+      <w:rFonts w:asciiTheme="majorHAnsi" w:eastAsiaTheme="majorEastAsia" w:hAnsiTheme="majorHAnsi" w:cstheme="majorBidi"/>
+      <w:color w:val="2E74B5" w:themeColor="accent1" w:themeShade="BF"/>
+      <w:sz w:val="26"/>
+      <w:szCs w:val="26"/>
     </w:rPr>
   </w:style>
 </w:styles>

--- a/Session-25/Sonarcube & jenkins on wsl.docx
+++ b/Session-25/Sonarcube & jenkins on wsl.docx
@@ -2219,8 +2219,999 @@
         </w:rPr>
         <w:t xml:space="preserve">Then click on Save </w:t>
       </w:r>
+    </w:p>
+    <w:p>
+      <w:pPr>
+        <w:rPr>
+          <w:lang w:val="en-US"/>
+        </w:rPr>
+      </w:pPr>
+      <w:r>
+        <w:rPr>
+          <w:lang w:val="en-US"/>
+        </w:rPr>
+        <w:t>Step:10 Create Jenkins Pipeline&gt; add the pipeline</w:t>
+      </w:r>
+    </w:p>
+    <w:p>
+      <w:pPr>
+        <w:rPr>
+          <w:lang w:val="en-US"/>
+        </w:rPr>
+      </w:pPr>
+      <w:r>
+        <w:rPr>
+          <w:lang w:val="en-US"/>
+        </w:rPr>
+        <w:t>pipeline {</w:t>
+      </w:r>
+    </w:p>
+    <w:p>
+      <w:pPr>
+        <w:rPr>
+          <w:lang w:val="en-US"/>
+        </w:rPr>
+      </w:pPr>
+      <w:r>
+        <w:rPr>
+          <w:lang w:val="en-US"/>
+        </w:rPr>
+        <w:t xml:space="preserve">    agent any</w:t>
+      </w:r>
+    </w:p>
+    <w:p>
+      <w:pPr>
+        <w:rPr>
+          <w:lang w:val="en-US"/>
+        </w:rPr>
+      </w:pPr>
+    </w:p>
+    <w:p>
+      <w:pPr>
+        <w:rPr>
+          <w:lang w:val="en-US"/>
+        </w:rPr>
+      </w:pPr>
+      <w:r>
+        <w:rPr>
+          <w:lang w:val="en-US"/>
+        </w:rPr>
+        <w:t xml:space="preserve">    environment {</w:t>
+      </w:r>
+    </w:p>
+    <w:p>
+      <w:pPr>
+        <w:rPr>
+          <w:lang w:val="en-US"/>
+        </w:rPr>
+      </w:pPr>
+      <w:r>
+        <w:rPr>
+          <w:lang w:val="en-US"/>
+        </w:rPr>
+        <w:t xml:space="preserve">        SONARQUBE_ENV = '</w:t>
+      </w:r>
+      <w:proofErr w:type="spellStart"/>
+      <w:r>
+        <w:rPr>
+          <w:lang w:val="en-US"/>
+        </w:rPr>
+        <w:t>MySonar</w:t>
+      </w:r>
+      <w:proofErr w:type="spellEnd"/>
+      <w:r>
+        <w:rPr>
+          <w:lang w:val="en-US"/>
+        </w:rPr>
+        <w:t>'                  // Jenkins → Manage Jenkins → Configure System</w:t>
+      </w:r>
+    </w:p>
+    <w:p>
+      <w:pPr>
+        <w:rPr>
+          <w:lang w:val="en-US"/>
+        </w:rPr>
+      </w:pPr>
+      <w:r>
+        <w:rPr>
+          <w:lang w:val="en-US"/>
+        </w:rPr>
+        <w:t xml:space="preserve">        SONAR_TOKEN = credentials('MY_SONAR_TOKEN</w:t>
+      </w:r>
+      <w:proofErr w:type="gramStart"/>
+      <w:r>
+        <w:rPr>
+          <w:lang w:val="en-US"/>
+        </w:rPr>
+        <w:t xml:space="preserve">')   </w:t>
+      </w:r>
+      <w:proofErr w:type="gramEnd"/>
+      <w:r>
+        <w:rPr>
+          <w:lang w:val="en-US"/>
+        </w:rPr>
+        <w:t>// From Jenkins Credentials store</w:t>
+      </w:r>
+    </w:p>
+    <w:p>
+      <w:pPr>
+        <w:rPr>
+          <w:lang w:val="en-US"/>
+        </w:rPr>
+      </w:pPr>
+      <w:r>
+        <w:rPr>
+          <w:lang w:val="en-US"/>
+        </w:rPr>
+        <w:t xml:space="preserve">        </w:t>
+      </w:r>
+    </w:p>
+    <w:p>
+      <w:pPr>
+        <w:rPr>
+          <w:lang w:val="en-US"/>
+        </w:rPr>
+      </w:pPr>
+      <w:r>
+        <w:rPr>
+          <w:lang w:val="en-US"/>
+        </w:rPr>
+        <w:t xml:space="preserve">    }</w:t>
+      </w:r>
+    </w:p>
+    <w:p>
+      <w:pPr>
+        <w:rPr>
+          <w:lang w:val="en-US"/>
+        </w:rPr>
+      </w:pPr>
+    </w:p>
+    <w:p>
+      <w:pPr>
+        <w:rPr>
+          <w:lang w:val="en-US"/>
+        </w:rPr>
+      </w:pPr>
+      <w:r>
+        <w:rPr>
+          <w:lang w:val="en-US"/>
+        </w:rPr>
+        <w:t xml:space="preserve">    stages {</w:t>
+      </w:r>
+    </w:p>
+    <w:p>
+      <w:pPr>
+        <w:rPr>
+          <w:lang w:val="en-US"/>
+        </w:rPr>
+      </w:pPr>
+      <w:r>
+        <w:rPr>
+          <w:lang w:val="en-US"/>
+        </w:rPr>
+        <w:t xml:space="preserve">        stage('Checkout') {</w:t>
+      </w:r>
+    </w:p>
+    <w:p>
+      <w:pPr>
+        <w:rPr>
+          <w:lang w:val="en-US"/>
+        </w:rPr>
+      </w:pPr>
+      <w:r>
+        <w:rPr>
+          <w:lang w:val="en-US"/>
+        </w:rPr>
+        <w:lastRenderedPageBreak/>
+        <w:t xml:space="preserve">            steps {</w:t>
+      </w:r>
+    </w:p>
+    <w:p>
+      <w:pPr>
+        <w:rPr>
+          <w:lang w:val="en-US"/>
+        </w:rPr>
+      </w:pPr>
+      <w:r>
+        <w:rPr>
+          <w:lang w:val="en-US"/>
+        </w:rPr>
+        <w:t xml:space="preserve">                </w:t>
+      </w:r>
+      <w:proofErr w:type="spellStart"/>
+      <w:r>
+        <w:rPr>
+          <w:lang w:val="en-US"/>
+        </w:rPr>
+        <w:t>git</w:t>
+      </w:r>
+      <w:proofErr w:type="spellEnd"/>
+      <w:r>
+        <w:rPr>
+          <w:lang w:val="en-US"/>
+        </w:rPr>
+        <w:t xml:space="preserve"> url: 'https://github.com/</w:t>
+      </w:r>
+      <w:proofErr w:type="spellStart"/>
+      <w:r>
+        <w:rPr>
+          <w:lang w:val="en-US"/>
+        </w:rPr>
+        <w:t>Nikunj</w:t>
+      </w:r>
+      <w:proofErr w:type="spellEnd"/>
+      <w:r>
+        <w:rPr>
+          <w:lang w:val="en-US"/>
+        </w:rPr>
+        <w:t>-Java/</w:t>
+      </w:r>
+      <w:proofErr w:type="spellStart"/>
+      <w:r>
+        <w:rPr>
+          <w:lang w:val="en-US"/>
+        </w:rPr>
+        <w:t>Sonar_Python.git</w:t>
+      </w:r>
+      <w:proofErr w:type="spellEnd"/>
+      <w:r>
+        <w:rPr>
+          <w:lang w:val="en-US"/>
+        </w:rPr>
+        <w:t>', branch: 'main'</w:t>
+      </w:r>
+    </w:p>
+    <w:p>
+      <w:pPr>
+        <w:rPr>
+          <w:lang w:val="en-US"/>
+        </w:rPr>
+      </w:pPr>
+      <w:r>
+        <w:rPr>
+          <w:lang w:val="en-US"/>
+        </w:rPr>
+        <w:t xml:space="preserve">            }</w:t>
+      </w:r>
+    </w:p>
+    <w:p>
+      <w:pPr>
+        <w:rPr>
+          <w:lang w:val="en-US"/>
+        </w:rPr>
+      </w:pPr>
+      <w:r>
+        <w:rPr>
+          <w:lang w:val="en-US"/>
+        </w:rPr>
+        <w:t xml:space="preserve">        }</w:t>
+      </w:r>
+    </w:p>
+    <w:p>
+      <w:pPr>
+        <w:rPr>
+          <w:lang w:val="en-US"/>
+        </w:rPr>
+      </w:pPr>
+    </w:p>
+    <w:p>
+      <w:pPr>
+        <w:rPr>
+          <w:lang w:val="en-US"/>
+        </w:rPr>
+      </w:pPr>
+      <w:r>
+        <w:rPr>
+          <w:lang w:val="en-US"/>
+        </w:rPr>
+        <w:t xml:space="preserve">        </w:t>
+      </w:r>
+      <w:proofErr w:type="gramStart"/>
+      <w:r>
+        <w:rPr>
+          <w:lang w:val="en-US"/>
+        </w:rPr>
+        <w:t>stage(</w:t>
+      </w:r>
+      <w:proofErr w:type="gramEnd"/>
+      <w:r>
+        <w:rPr>
+          <w:lang w:val="en-US"/>
+        </w:rPr>
+        <w:t>'</w:t>
+      </w:r>
+      <w:proofErr w:type="spellStart"/>
+      <w:r>
+        <w:rPr>
+          <w:lang w:val="en-US"/>
+        </w:rPr>
+        <w:t>SonarQube</w:t>
+      </w:r>
+      <w:proofErr w:type="spellEnd"/>
+      <w:r>
+        <w:rPr>
+          <w:lang w:val="en-US"/>
+        </w:rPr>
+        <w:t xml:space="preserve"> Analysis') {</w:t>
+      </w:r>
+    </w:p>
+    <w:p>
+      <w:pPr>
+        <w:rPr>
+          <w:lang w:val="en-US"/>
+        </w:rPr>
+      </w:pPr>
+      <w:r>
+        <w:rPr>
+          <w:lang w:val="en-US"/>
+        </w:rPr>
+        <w:t xml:space="preserve">            steps {</w:t>
+      </w:r>
+    </w:p>
+    <w:p>
+      <w:pPr>
+        <w:rPr>
+          <w:lang w:val="en-US"/>
+        </w:rPr>
+      </w:pPr>
+      <w:r>
+        <w:rPr>
+          <w:lang w:val="en-US"/>
+        </w:rPr>
+        <w:t xml:space="preserve">                </w:t>
+      </w:r>
+      <w:proofErr w:type="spellStart"/>
+      <w:r>
+        <w:rPr>
+          <w:lang w:val="en-US"/>
+        </w:rPr>
+        <w:t>withSonarQubeEnv</w:t>
+      </w:r>
+      <w:proofErr w:type="spellEnd"/>
+      <w:r>
+        <w:rPr>
+          <w:lang w:val="en-US"/>
+        </w:rPr>
+        <w:t>("${SONARQUBE_ENV}") {</w:t>
+      </w:r>
+    </w:p>
+    <w:p>
+      <w:pPr>
+        <w:rPr>
+          <w:lang w:val="en-US"/>
+        </w:rPr>
+      </w:pPr>
+      <w:r>
+        <w:rPr>
+          <w:lang w:val="en-US"/>
+        </w:rPr>
+        <w:t xml:space="preserve">                    </w:t>
+      </w:r>
+      <w:proofErr w:type="spellStart"/>
+      <w:r>
+        <w:rPr>
+          <w:lang w:val="en-US"/>
+        </w:rPr>
+        <w:t>sh</w:t>
+      </w:r>
+      <w:proofErr w:type="spellEnd"/>
+      <w:r>
+        <w:rPr>
+          <w:lang w:val="en-US"/>
+        </w:rPr>
+        <w:t xml:space="preserve"> '''</w:t>
+      </w:r>
+    </w:p>
+    <w:p>
+      <w:pPr>
+        <w:rPr>
+          <w:lang w:val="en-US"/>
+        </w:rPr>
+      </w:pPr>
+      <w:r>
+        <w:rPr>
+          <w:lang w:val="en-US"/>
+        </w:rPr>
+        <w:t xml:space="preserve">                        /opt/sonar-scanner/bin/sonar-scanner \</w:t>
+      </w:r>
+    </w:p>
+    <w:p>
+      <w:pPr>
+        <w:rPr>
+          <w:lang w:val="en-US"/>
+        </w:rPr>
+      </w:pPr>
+      <w:r>
+        <w:rPr>
+          <w:lang w:val="en-US"/>
+        </w:rPr>
+        <w:t xml:space="preserve">                        -</w:t>
+      </w:r>
+      <w:proofErr w:type="spellStart"/>
+      <w:r>
+        <w:rPr>
+          <w:lang w:val="en-US"/>
+        </w:rPr>
+        <w:t>Dsonar.projectKey</w:t>
+      </w:r>
+      <w:proofErr w:type="spellEnd"/>
+      <w:r>
+        <w:rPr>
+          <w:lang w:val="en-US"/>
+        </w:rPr>
+        <w:t>=</w:t>
+      </w:r>
+      <w:proofErr w:type="spellStart"/>
+      <w:r>
+        <w:rPr>
+          <w:lang w:val="en-US"/>
+        </w:rPr>
+        <w:t>Sonar_Python</w:t>
+      </w:r>
+      <w:proofErr w:type="spellEnd"/>
+      <w:r>
+        <w:rPr>
+          <w:lang w:val="en-US"/>
+        </w:rPr>
+        <w:t xml:space="preserve"> \</w:t>
+      </w:r>
+    </w:p>
+    <w:p>
+      <w:pPr>
+        <w:rPr>
+          <w:lang w:val="en-US"/>
+        </w:rPr>
+      </w:pPr>
+      <w:r>
+        <w:rPr>
+          <w:lang w:val="en-US"/>
+        </w:rPr>
+        <w:t xml:space="preserve">                        -</w:t>
+      </w:r>
+      <w:proofErr w:type="spellStart"/>
+      <w:r>
+        <w:rPr>
+          <w:lang w:val="en-US"/>
+        </w:rPr>
+        <w:t>Dsonar.sources</w:t>
+      </w:r>
+      <w:proofErr w:type="spellEnd"/>
+      <w:r>
+        <w:rPr>
+          <w:lang w:val="en-US"/>
+        </w:rPr>
+        <w:t>=app \</w:t>
+      </w:r>
+    </w:p>
+    <w:p>
+      <w:pPr>
+        <w:rPr>
+          <w:lang w:val="en-US"/>
+        </w:rPr>
+      </w:pPr>
+      <w:r>
+        <w:rPr>
+          <w:lang w:val="en-US"/>
+        </w:rPr>
+        <w:t xml:space="preserve">                        -</w:t>
+      </w:r>
+      <w:proofErr w:type="spellStart"/>
+      <w:r>
+        <w:rPr>
+          <w:lang w:val="en-US"/>
+        </w:rPr>
+        <w:t>Dsonat.tests</w:t>
+      </w:r>
+      <w:proofErr w:type="spellEnd"/>
+      <w:r>
+        <w:rPr>
+          <w:lang w:val="en-US"/>
+        </w:rPr>
+        <w:t>=tests \</w:t>
+      </w:r>
+    </w:p>
+    <w:p>
+      <w:pPr>
+        <w:rPr>
+          <w:lang w:val="en-US"/>
+        </w:rPr>
+      </w:pPr>
+      <w:r>
+        <w:rPr>
+          <w:lang w:val="en-US"/>
+        </w:rPr>
+        <w:t xml:space="preserve">                        -</w:t>
+      </w:r>
+      <w:proofErr w:type="spellStart"/>
+      <w:proofErr w:type="gramStart"/>
+      <w:r>
+        <w:rPr>
+          <w:lang w:val="en-US"/>
+        </w:rPr>
+        <w:t>Dsonar.python.version</w:t>
+      </w:r>
+      <w:proofErr w:type="spellEnd"/>
+      <w:proofErr w:type="gramEnd"/>
+      <w:r>
+        <w:rPr>
+          <w:lang w:val="en-US"/>
+        </w:rPr>
+        <w:t>=3.10 \</w:t>
+      </w:r>
+    </w:p>
+    <w:p>
+      <w:pPr>
+        <w:rPr>
+          <w:lang w:val="en-US"/>
+        </w:rPr>
+      </w:pPr>
+      <w:r>
+        <w:rPr>
+          <w:lang w:val="en-US"/>
+        </w:rPr>
+        <w:t xml:space="preserve">                        -</w:t>
+      </w:r>
+      <w:proofErr w:type="spellStart"/>
+      <w:r>
+        <w:rPr>
+          <w:lang w:val="en-US"/>
+        </w:rPr>
+        <w:t>Dsonar.login</w:t>
+      </w:r>
+      <w:proofErr w:type="spellEnd"/>
+      <w:r>
+        <w:rPr>
+          <w:lang w:val="en-US"/>
+        </w:rPr>
+        <w:t>=${MY_SONAR_TOKEN}</w:t>
+      </w:r>
+    </w:p>
+    <w:p>
+      <w:pPr>
+        <w:rPr>
+          <w:lang w:val="en-US"/>
+        </w:rPr>
+      </w:pPr>
+      <w:r>
+        <w:rPr>
+          <w:lang w:val="en-US"/>
+        </w:rPr>
+        <w:t xml:space="preserve">                    '''</w:t>
+      </w:r>
+    </w:p>
+    <w:p>
+      <w:pPr>
+        <w:rPr>
+          <w:lang w:val="en-US"/>
+        </w:rPr>
+      </w:pPr>
+      <w:r>
+        <w:rPr>
+          <w:lang w:val="en-US"/>
+        </w:rPr>
+        <w:t xml:space="preserve">                }</w:t>
+      </w:r>
+    </w:p>
+    <w:p>
+      <w:pPr>
+        <w:rPr>
+          <w:lang w:val="en-US"/>
+        </w:rPr>
+      </w:pPr>
+      <w:r>
+        <w:rPr>
+          <w:lang w:val="en-US"/>
+        </w:rPr>
+        <w:t xml:space="preserve">            }</w:t>
+      </w:r>
+    </w:p>
+    <w:p>
+      <w:pPr>
+        <w:rPr>
+          <w:lang w:val="en-US"/>
+        </w:rPr>
+      </w:pPr>
+      <w:r>
+        <w:rPr>
+          <w:lang w:val="en-US"/>
+        </w:rPr>
+        <w:t xml:space="preserve">        }</w:t>
+      </w:r>
+    </w:p>
+    <w:p>
+      <w:pPr>
+        <w:rPr>
+          <w:lang w:val="en-US"/>
+        </w:rPr>
+      </w:pPr>
+    </w:p>
+    <w:p>
+      <w:pPr>
+        <w:rPr>
+          <w:lang w:val="en-US"/>
+        </w:rPr>
+      </w:pPr>
+      <w:r>
+        <w:rPr>
+          <w:lang w:val="en-US"/>
+        </w:rPr>
+        <w:t xml:space="preserve">        </w:t>
+      </w:r>
+      <w:proofErr w:type="gramStart"/>
+      <w:r>
+        <w:rPr>
+          <w:lang w:val="en-US"/>
+        </w:rPr>
+        <w:t>stage(</w:t>
+      </w:r>
+      <w:proofErr w:type="gramEnd"/>
+      <w:r>
+        <w:rPr>
+          <w:lang w:val="en-US"/>
+        </w:rPr>
+        <w:t>'Quality Gate') {</w:t>
+      </w:r>
+    </w:p>
+    <w:p>
+      <w:pPr>
+        <w:rPr>
+          <w:lang w:val="en-US"/>
+        </w:rPr>
+      </w:pPr>
+      <w:r>
+        <w:rPr>
+          <w:lang w:val="en-US"/>
+        </w:rPr>
+        <w:t xml:space="preserve">            steps {</w:t>
+      </w:r>
+    </w:p>
+    <w:p>
+      <w:pPr>
+        <w:rPr>
+          <w:lang w:val="en-US"/>
+        </w:rPr>
+      </w:pPr>
+      <w:r>
+        <w:rPr>
+          <w:lang w:val="en-US"/>
+        </w:rPr>
+        <w:t xml:space="preserve">                </w:t>
+      </w:r>
+      <w:proofErr w:type="gramStart"/>
+      <w:r>
+        <w:rPr>
+          <w:lang w:val="en-US"/>
+        </w:rPr>
+        <w:t>timeout(</w:t>
+      </w:r>
+      <w:proofErr w:type="gramEnd"/>
+      <w:r>
+        <w:rPr>
+          <w:lang w:val="en-US"/>
+        </w:rPr>
+        <w:t>time: 2, unit: 'MINUTES') {</w:t>
+      </w:r>
+    </w:p>
+    <w:p>
+      <w:pPr>
+        <w:rPr>
+          <w:lang w:val="en-US"/>
+        </w:rPr>
+      </w:pPr>
+      <w:r>
+        <w:rPr>
+          <w:lang w:val="en-US"/>
+        </w:rPr>
+        <w:t xml:space="preserve">                    </w:t>
+      </w:r>
+      <w:proofErr w:type="spellStart"/>
+      <w:r>
+        <w:rPr>
+          <w:lang w:val="en-US"/>
+        </w:rPr>
+        <w:t>waitForQualityGate</w:t>
+      </w:r>
+      <w:proofErr w:type="spellEnd"/>
+      <w:r>
+        <w:rPr>
+          <w:lang w:val="en-US"/>
+        </w:rPr>
+        <w:t xml:space="preserve"> </w:t>
+      </w:r>
+      <w:proofErr w:type="spellStart"/>
+      <w:r>
+        <w:rPr>
+          <w:lang w:val="en-US"/>
+        </w:rPr>
+        <w:t>abortPipeline</w:t>
+      </w:r>
+      <w:proofErr w:type="spellEnd"/>
+      <w:r>
+        <w:rPr>
+          <w:lang w:val="en-US"/>
+        </w:rPr>
+        <w:t>: true</w:t>
+      </w:r>
+    </w:p>
+    <w:p>
+      <w:pPr>
+        <w:rPr>
+          <w:lang w:val="en-US"/>
+        </w:rPr>
+      </w:pPr>
+      <w:r>
+        <w:rPr>
+          <w:lang w:val="en-US"/>
+        </w:rPr>
+        <w:t xml:space="preserve">                }</w:t>
+      </w:r>
+    </w:p>
+    <w:p>
+      <w:pPr>
+        <w:rPr>
+          <w:lang w:val="en-US"/>
+        </w:rPr>
+      </w:pPr>
+      <w:r>
+        <w:rPr>
+          <w:lang w:val="en-US"/>
+        </w:rPr>
+        <w:t xml:space="preserve">            }</w:t>
+      </w:r>
+    </w:p>
+    <w:p>
+      <w:pPr>
+        <w:rPr>
+          <w:lang w:val="en-US"/>
+        </w:rPr>
+      </w:pPr>
+      <w:r>
+        <w:rPr>
+          <w:lang w:val="en-US"/>
+        </w:rPr>
+        <w:t xml:space="preserve">        }</w:t>
+      </w:r>
+    </w:p>
+    <w:p>
+      <w:pPr>
+        <w:rPr>
+          <w:lang w:val="en-US"/>
+        </w:rPr>
+      </w:pPr>
+      <w:r>
+        <w:rPr>
+          <w:lang w:val="en-US"/>
+        </w:rPr>
+        <w:t xml:space="preserve">    }</w:t>
+      </w:r>
+    </w:p>
+    <w:p>
+      <w:pPr>
+        <w:rPr>
+          <w:lang w:val="en-US"/>
+        </w:rPr>
+      </w:pPr>
+      <w:r>
+        <w:rPr>
+          <w:lang w:val="en-US"/>
+        </w:rPr>
+        <w:t>}</w:t>
+      </w:r>
+    </w:p>
+    <w:p>
+      <w:pPr>
+        <w:rPr>
+          <w:lang w:val="en-US"/>
+        </w:rPr>
+      </w:pPr>
+    </w:p>
+    <w:p>
+      <w:pPr>
+        <w:pStyle w:val="ListParagraph"/>
+        <w:numPr>
+          <w:ilvl w:val="0"/>
+          <w:numId w:val="1"/>
+        </w:numPr>
+        <w:rPr>
+          <w:lang w:val="en-US"/>
+        </w:rPr>
+      </w:pPr>
+      <w:r>
+        <w:rPr>
+          <w:lang w:val="en-US"/>
+        </w:rPr>
+        <w:t xml:space="preserve">Build now </w:t>
+      </w:r>
+    </w:p>
+    <w:p>
+      <w:pPr>
+        <w:pStyle w:val="ListParagraph"/>
+        <w:numPr>
+          <w:ilvl w:val="0"/>
+          <w:numId w:val="1"/>
+        </w:numPr>
+        <w:rPr>
+          <w:lang w:val="en-US"/>
+        </w:rPr>
+      </w:pPr>
+      <w:r>
+        <w:rPr>
+          <w:lang w:val="en-US"/>
+        </w:rPr>
+        <w:lastRenderedPageBreak/>
+        <w:t>check the console output</w:t>
+      </w:r>
+    </w:p>
+    <w:p>
+      <w:pPr>
+        <w:ind w:left="360"/>
+        <w:rPr>
+          <w:lang w:val="en-US"/>
+        </w:rPr>
+      </w:pPr>
       <w:bookmarkStart w:id="0" w:name="_GoBack"/>
+      <w:r>
+        <w:rPr>
+          <w:noProof/>
+          <w:lang w:eastAsia="en-IN"/>
+        </w:rPr>
+        <w:drawing>
+          <wp:inline distT="0" distB="0" distL="0" distR="0" wp14:anchorId="7C6E0BC1" wp14:editId="5D572E8D">
+            <wp:extent cx="4924425" cy="2667397"/>
+            <wp:effectExtent l="0" t="0" r="0" b="0"/>
+            <wp:docPr id="16" name="Picture 16"/>
+            <wp:cNvGraphicFramePr>
+              <a:graphicFrameLocks xmlns:a="http://schemas.openxmlformats.org/drawingml/2006/main" noChangeAspect="1"/>
+            </wp:cNvGraphicFramePr>
+            <a:graphic xmlns:a="http://schemas.openxmlformats.org/drawingml/2006/main">
+              <a:graphicData uri="http://schemas.openxmlformats.org/drawingml/2006/picture">
+                <pic:pic xmlns:pic="http://schemas.openxmlformats.org/drawingml/2006/picture">
+                  <pic:nvPicPr>
+                    <pic:cNvPr id="1" name=""/>
+                    <pic:cNvPicPr/>
+                  </pic:nvPicPr>
+                  <pic:blipFill rotWithShape="1">
+                    <a:blip r:embed="rId20"/>
+                    <a:srcRect t="16551" r="32196" b="18128"/>
+                    <a:stretch/>
+                  </pic:blipFill>
+                  <pic:spPr bwMode="auto">
+                    <a:xfrm>
+                      <a:off x="0" y="0"/>
+                      <a:ext cx="4932810" cy="2671939"/>
+                    </a:xfrm>
+                    <a:prstGeom prst="rect">
+                      <a:avLst/>
+                    </a:prstGeom>
+                    <a:ln>
+                      <a:noFill/>
+                    </a:ln>
+                    <a:extLst>
+                      <a:ext uri="{53640926-AAD7-44D8-BBD7-CCE9431645EC}">
+                        <a14:shadowObscured xmlns:a14="http://schemas.microsoft.com/office/drawing/2010/main"/>
+                      </a:ext>
+                    </a:extLst>
+                  </pic:spPr>
+                </pic:pic>
+              </a:graphicData>
+            </a:graphic>
+          </wp:inline>
+        </w:drawing>
+      </w:r>
       <w:bookmarkEnd w:id="0"/>
+    </w:p>
+    <w:p>
+      <w:pPr>
+        <w:pStyle w:val="ListParagraph"/>
+        <w:numPr>
+          <w:ilvl w:val="0"/>
+          <w:numId w:val="1"/>
+        </w:numPr>
+        <w:rPr>
+          <w:lang w:val="en-US"/>
+        </w:rPr>
+      </w:pPr>
+      <w:r>
+        <w:rPr>
+          <w:lang w:val="en-US"/>
+        </w:rPr>
+        <w:t xml:space="preserve">open the Localhost:9000 </w:t>
+      </w:r>
+    </w:p>
+    <w:p>
+      <w:pPr>
+        <w:pStyle w:val="ListParagraph"/>
+        <w:numPr>
+          <w:ilvl w:val="0"/>
+          <w:numId w:val="1"/>
+        </w:numPr>
+        <w:rPr>
+          <w:lang w:val="en-US"/>
+        </w:rPr>
+      </w:pPr>
+      <w:r>
+        <w:rPr>
+          <w:lang w:val="en-US"/>
+        </w:rPr>
+        <w:t xml:space="preserve">check the </w:t>
+      </w:r>
+      <w:proofErr w:type="spellStart"/>
+      <w:r>
+        <w:rPr>
+          <w:lang w:val="en-US"/>
+        </w:rPr>
+        <w:t>sonarqube</w:t>
+      </w:r>
+      <w:proofErr w:type="spellEnd"/>
+      <w:r>
+        <w:rPr>
+          <w:lang w:val="en-US"/>
+        </w:rPr>
+        <w:t xml:space="preserve"> projects</w:t>
+      </w:r>
+    </w:p>
+    <w:p>
+      <w:pPr>
+        <w:ind w:left="360"/>
+        <w:rPr>
+          <w:lang w:val="en-US"/>
+        </w:rPr>
+      </w:pPr>
+      <w:r>
+        <w:rPr>
+          <w:noProof/>
+          <w:lang w:eastAsia="en-IN"/>
+        </w:rPr>
+        <w:drawing>
+          <wp:inline distT="0" distB="0" distL="0" distR="0" wp14:anchorId="1674758B" wp14:editId="400C4A66">
+            <wp:extent cx="5753100" cy="2152650"/>
+            <wp:effectExtent l="0" t="0" r="0" b="0"/>
+            <wp:docPr id="17" name="Picture 17"/>
+            <wp:cNvGraphicFramePr>
+              <a:graphicFrameLocks xmlns:a="http://schemas.openxmlformats.org/drawingml/2006/main" noChangeAspect="1"/>
+            </wp:cNvGraphicFramePr>
+            <a:graphic xmlns:a="http://schemas.openxmlformats.org/drawingml/2006/main">
+              <a:graphicData uri="http://schemas.openxmlformats.org/drawingml/2006/picture">
+                <pic:pic xmlns:pic="http://schemas.openxmlformats.org/drawingml/2006/picture">
+                  <pic:nvPicPr>
+                    <pic:cNvPr id="1" name=""/>
+                    <pic:cNvPicPr/>
+                  </pic:nvPicPr>
+                  <pic:blipFill rotWithShape="1">
+                    <a:blip r:embed="rId21"/>
+                    <a:srcRect l="1" t="6502" r="-377" b="26699"/>
+                    <a:stretch/>
+                  </pic:blipFill>
+                  <pic:spPr bwMode="auto">
+                    <a:xfrm>
+                      <a:off x="0" y="0"/>
+                      <a:ext cx="5753100" cy="2152650"/>
+                    </a:xfrm>
+                    <a:prstGeom prst="rect">
+                      <a:avLst/>
+                    </a:prstGeom>
+                    <a:ln>
+                      <a:noFill/>
+                    </a:ln>
+                    <a:extLst>
+                      <a:ext uri="{53640926-AAD7-44D8-BBD7-CCE9431645EC}">
+                        <a14:shadowObscured xmlns:a14="http://schemas.microsoft.com/office/drawing/2010/main"/>
+                      </a:ext>
+                    </a:extLst>
+                  </pic:spPr>
+                </pic:pic>
+              </a:graphicData>
+            </a:graphic>
+          </wp:inline>
+        </w:drawing>
+      </w:r>
+    </w:p>
+    <w:p>
+      <w:pPr>
+        <w:rPr>
+          <w:lang w:val="en-US"/>
+        </w:rPr>
+      </w:pPr>
     </w:p>
     <w:sectPr>
       <w:pgSz w:w="11906" w:h="16838"/>

--- a/Session-25/Sonarcube & jenkins on wsl.docx
+++ b/Session-25/Sonarcube & jenkins on wsl.docx
@@ -12,30 +12,8 @@
         <w:rPr>
           <w:lang w:val="en-US"/>
         </w:rPr>
-        <w:t xml:space="preserve">Step :1 Install </w:t>
-      </w:r>
-      <w:proofErr w:type="spellStart"/>
-      <w:r>
-        <w:rPr>
-          <w:lang w:val="en-US"/>
-        </w:rPr>
-        <w:t>SonarQube</w:t>
-      </w:r>
-      <w:proofErr w:type="spellEnd"/>
-      <w:r>
-        <w:rPr>
-          <w:lang w:val="en-US"/>
-        </w:rPr>
-        <w:t xml:space="preserve"> Server on </w:t>
-      </w:r>
-      <w:proofErr w:type="spellStart"/>
-      <w:r>
-        <w:rPr>
-          <w:lang w:val="en-US"/>
-        </w:rPr>
-        <w:t>WSl</w:t>
-      </w:r>
-      <w:proofErr w:type="spellEnd"/>
+        <w:t>Step :1 Install SonarQube Server on WSl</w:t>
+      </w:r>
     </w:p>
     <w:p>
       <w:pPr>
@@ -70,30 +48,8 @@
         <w:rPr>
           <w:lang w:val="en-US"/>
         </w:rPr>
-        <w:t xml:space="preserve">Must have </w:t>
-      </w:r>
-      <w:proofErr w:type="spellStart"/>
-      <w:r>
-        <w:rPr>
-          <w:lang w:val="en-US"/>
-        </w:rPr>
-        <w:t>JDk</w:t>
-      </w:r>
-      <w:proofErr w:type="spellEnd"/>
-      <w:r>
-        <w:rPr>
-          <w:lang w:val="en-US"/>
-        </w:rPr>
-        <w:t xml:space="preserve"> 17 and above in </w:t>
-      </w:r>
-      <w:proofErr w:type="spellStart"/>
-      <w:r>
-        <w:rPr>
-          <w:lang w:val="en-US"/>
-        </w:rPr>
-        <w:t>wsl</w:t>
-      </w:r>
-      <w:proofErr w:type="spellEnd"/>
+        <w:t>Must have JDk 17 and above in wsl</w:t>
+      </w:r>
     </w:p>
     <w:p>
       <w:pPr>
@@ -106,19 +62,11 @@
           <w:lang w:val="en-US"/>
         </w:rPr>
       </w:pPr>
-      <w:proofErr w:type="spellStart"/>
-      <w:r>
-        <w:rPr>
-          <w:lang w:val="en-US"/>
-        </w:rPr>
-        <w:t>sudo</w:t>
-      </w:r>
-      <w:proofErr w:type="spellEnd"/>
-      <w:r>
-        <w:rPr>
-          <w:lang w:val="en-US"/>
-        </w:rPr>
-        <w:t xml:space="preserve"> apt update</w:t>
+      <w:r>
+        <w:rPr>
+          <w:lang w:val="en-US"/>
+        </w:rPr>
+        <w:t>sudo apt update</w:t>
       </w:r>
     </w:p>
     <w:p>
@@ -132,19 +80,11 @@
           <w:lang w:val="en-US"/>
         </w:rPr>
       </w:pPr>
-      <w:proofErr w:type="spellStart"/>
-      <w:r>
-        <w:rPr>
-          <w:lang w:val="en-US"/>
-        </w:rPr>
-        <w:t>sudo</w:t>
-      </w:r>
-      <w:proofErr w:type="spellEnd"/>
-      <w:r>
-        <w:rPr>
-          <w:lang w:val="en-US"/>
-        </w:rPr>
-        <w:t xml:space="preserve"> apt install openjdk-17-y</w:t>
+      <w:r>
+        <w:rPr>
+          <w:lang w:val="en-US"/>
+        </w:rPr>
+        <w:t>sudo apt install openjdk-17-y</w:t>
       </w:r>
     </w:p>
     <w:p>
@@ -244,47 +184,11 @@
           <w:lang w:val="en-US"/>
         </w:rPr>
       </w:pPr>
-      <w:proofErr w:type="spellStart"/>
-      <w:r>
-        <w:rPr>
-          <w:lang w:val="en-US"/>
-        </w:rPr>
-        <w:t>sudo</w:t>
-      </w:r>
-      <w:proofErr w:type="spellEnd"/>
-      <w:r>
-        <w:rPr>
-          <w:lang w:val="en-US"/>
-        </w:rPr>
-        <w:t xml:space="preserve"> apt install </w:t>
-      </w:r>
-      <w:proofErr w:type="spellStart"/>
-      <w:r>
-        <w:rPr>
-          <w:lang w:val="en-US"/>
-        </w:rPr>
-        <w:t>postgresql</w:t>
-      </w:r>
-      <w:proofErr w:type="spellEnd"/>
-      <w:r>
-        <w:rPr>
-          <w:lang w:val="en-US"/>
-        </w:rPr>
-        <w:t xml:space="preserve"> </w:t>
-      </w:r>
-      <w:proofErr w:type="spellStart"/>
-      <w:r>
-        <w:rPr>
-          <w:lang w:val="en-US"/>
-        </w:rPr>
-        <w:t>postgresql-contrib</w:t>
-      </w:r>
-      <w:proofErr w:type="spellEnd"/>
-      <w:r>
-        <w:rPr>
-          <w:lang w:val="en-US"/>
-        </w:rPr>
-        <w:t xml:space="preserve"> –y</w:t>
+      <w:r>
+        <w:rPr>
+          <w:lang w:val="en-US"/>
+        </w:rPr>
+        <w:t>sudo apt install postgresql postgresql-contrib –y</w:t>
       </w:r>
     </w:p>
     <w:p>
@@ -298,21 +202,7 @@
         <w:rPr>
           <w:lang w:val="en-US"/>
         </w:rPr>
-        <w:t xml:space="preserve">Now Create </w:t>
-      </w:r>
-      <w:proofErr w:type="spellStart"/>
-      <w:r>
-        <w:rPr>
-          <w:lang w:val="en-US"/>
-        </w:rPr>
-        <w:t>SonarQube</w:t>
-      </w:r>
-      <w:proofErr w:type="spellEnd"/>
-      <w:r>
-        <w:rPr>
-          <w:lang w:val="en-US"/>
-        </w:rPr>
-        <w:t xml:space="preserve"> DB and User:</w:t>
+        <w:t>Now Create SonarQube DB and User:</w:t>
       </w:r>
     </w:p>
     <w:p>
@@ -326,42 +216,12 @@
           <w:lang w:val="en-US"/>
         </w:rPr>
       </w:pPr>
-      <w:proofErr w:type="spellStart"/>
-      <w:r>
-        <w:rPr>
-          <w:lang w:val="en-US"/>
-        </w:rPr>
-        <w:t>sudo</w:t>
-      </w:r>
-      <w:proofErr w:type="spellEnd"/>
-      <w:r>
-        <w:rPr>
-          <w:lang w:val="en-US"/>
-        </w:rPr>
-        <w:t xml:space="preserve"> –u </w:t>
-      </w:r>
-      <w:proofErr w:type="spellStart"/>
-      <w:r>
-        <w:rPr>
-          <w:lang w:val="en-US"/>
-        </w:rPr>
-        <w:t>postgres</w:t>
-      </w:r>
-      <w:proofErr w:type="spellEnd"/>
-      <w:r>
-        <w:rPr>
-          <w:lang w:val="en-US"/>
-        </w:rPr>
-        <w:t xml:space="preserve"> </w:t>
-      </w:r>
-      <w:proofErr w:type="spellStart"/>
-      <w:r>
-        <w:rPr>
-          <w:lang w:val="en-US"/>
-        </w:rPr>
-        <w:t>psql</w:t>
-      </w:r>
-      <w:proofErr w:type="spellEnd"/>
+      <w:r>
+        <w:rPr>
+          <w:lang w:val="en-US"/>
+        </w:rPr>
+        <w:t>sudo –u postgres psql</w:t>
+      </w:r>
     </w:p>
     <w:p>
       <w:pPr>
@@ -396,21 +256,7 @@
         <w:rPr>
           <w:lang w:val="en-US"/>
         </w:rPr>
-        <w:t xml:space="preserve">CREATE DATABASE </w:t>
-      </w:r>
-      <w:proofErr w:type="spellStart"/>
-      <w:r>
-        <w:rPr>
-          <w:lang w:val="en-US"/>
-        </w:rPr>
-        <w:t>sonarqube</w:t>
-      </w:r>
-      <w:proofErr w:type="spellEnd"/>
-      <w:r>
-        <w:rPr>
-          <w:lang w:val="en-US"/>
-        </w:rPr>
-        <w:t xml:space="preserve"> OWNER sonar;</w:t>
+        <w:t>CREATE DATABASE sonarqube OWNER sonar;</w:t>
       </w:r>
     </w:p>
     <w:p>
@@ -558,21 +404,7 @@
         <w:rPr>
           <w:lang w:val="en-US"/>
         </w:rPr>
-        <w:t>Step:</w:t>
-      </w:r>
-      <w:proofErr w:type="gramStart"/>
-      <w:r>
-        <w:rPr>
-          <w:lang w:val="en-US"/>
-        </w:rPr>
-        <w:t>3  Install</w:t>
-      </w:r>
-      <w:proofErr w:type="gramEnd"/>
-      <w:r>
-        <w:rPr>
-          <w:lang w:val="en-US"/>
-        </w:rPr>
-        <w:t xml:space="preserve"> required Dependencies</w:t>
+        <w:t>Step:3  Install required Dependencies</w:t>
       </w:r>
     </w:p>
     <w:p>
@@ -586,33 +418,11 @@
           <w:lang w:val="en-US"/>
         </w:rPr>
       </w:pPr>
-      <w:proofErr w:type="spellStart"/>
-      <w:r>
-        <w:rPr>
-          <w:lang w:val="en-US"/>
-        </w:rPr>
-        <w:t>sudo</w:t>
-      </w:r>
-      <w:proofErr w:type="spellEnd"/>
-      <w:r>
-        <w:rPr>
-          <w:lang w:val="en-US"/>
-        </w:rPr>
-        <w:t xml:space="preserve"> apt install unzip </w:t>
-      </w:r>
-      <w:proofErr w:type="spellStart"/>
-      <w:r>
-        <w:rPr>
-          <w:lang w:val="en-US"/>
-        </w:rPr>
-        <w:t>wget</w:t>
-      </w:r>
-      <w:proofErr w:type="spellEnd"/>
-      <w:r>
-        <w:rPr>
-          <w:lang w:val="en-US"/>
-        </w:rPr>
-        <w:t xml:space="preserve"> gnupg2 –y</w:t>
+      <w:r>
+        <w:rPr>
+          <w:lang w:val="en-US"/>
+        </w:rPr>
+        <w:t>sudo apt install unzip wget gnupg2 –y</w:t>
       </w:r>
     </w:p>
     <w:p>
@@ -681,33 +491,11 @@
           <w:lang w:val="en-US"/>
         </w:rPr>
       </w:pPr>
-      <w:proofErr w:type="spellStart"/>
-      <w:r>
-        <w:rPr>
-          <w:lang w:val="en-US"/>
-        </w:rPr>
-        <w:t>sudo</w:t>
-      </w:r>
-      <w:proofErr w:type="spellEnd"/>
-      <w:r>
-        <w:rPr>
-          <w:lang w:val="en-US"/>
-        </w:rPr>
-        <w:t xml:space="preserve"> </w:t>
-      </w:r>
-      <w:proofErr w:type="spellStart"/>
-      <w:r>
-        <w:rPr>
-          <w:lang w:val="en-US"/>
-        </w:rPr>
-        <w:t>wget</w:t>
-      </w:r>
-      <w:proofErr w:type="spellEnd"/>
-      <w:r>
-        <w:rPr>
-          <w:lang w:val="en-US"/>
-        </w:rPr>
-        <w:t xml:space="preserve"> </w:t>
+      <w:r>
+        <w:rPr>
+          <w:lang w:val="en-US"/>
+        </w:rPr>
+        <w:t xml:space="preserve">sudo wget </w:t>
       </w:r>
       <w:hyperlink r:id="rId9" w:history="1">
         <w:r>
@@ -730,19 +518,11 @@
           <w:lang w:val="en-US"/>
         </w:rPr>
       </w:pPr>
-      <w:proofErr w:type="spellStart"/>
-      <w:r>
-        <w:rPr>
-          <w:lang w:val="en-US"/>
-        </w:rPr>
-        <w:t>sudo</w:t>
-      </w:r>
-      <w:proofErr w:type="spellEnd"/>
-      <w:r>
-        <w:rPr>
-          <w:lang w:val="en-US"/>
-        </w:rPr>
-        <w:t xml:space="preserve"> </w:t>
+      <w:r>
+        <w:rPr>
+          <w:lang w:val="en-US"/>
+        </w:rPr>
+        <w:t xml:space="preserve">sudo </w:t>
       </w:r>
       <w:r>
         <w:rPr>
@@ -768,19 +548,11 @@
           <w:lang w:val="en-US"/>
         </w:rPr>
       </w:pPr>
-      <w:proofErr w:type="spellStart"/>
-      <w:r>
-        <w:rPr>
-          <w:lang w:val="en-US"/>
-        </w:rPr>
-        <w:t>sudo</w:t>
-      </w:r>
-      <w:proofErr w:type="spellEnd"/>
-      <w:r>
-        <w:rPr>
-          <w:lang w:val="en-US"/>
-        </w:rPr>
-        <w:t xml:space="preserve"> mv </w:t>
+      <w:r>
+        <w:rPr>
+          <w:lang w:val="en-US"/>
+        </w:rPr>
+        <w:t xml:space="preserve">sudo mv </w:t>
       </w:r>
       <w:r>
         <w:rPr>
@@ -792,16 +564,8 @@
         <w:rPr>
           <w:lang w:val="en-US"/>
         </w:rPr>
-        <w:t xml:space="preserve"> </w:t>
-      </w:r>
-      <w:proofErr w:type="spellStart"/>
-      <w:r>
-        <w:rPr>
-          <w:lang w:val="en-US"/>
-        </w:rPr>
-        <w:t>sonarqube</w:t>
-      </w:r>
-      <w:proofErr w:type="spellEnd"/>
+        <w:t xml:space="preserve"> sonarqube</w:t>
+      </w:r>
     </w:p>
     <w:p>
       <w:pPr>
@@ -814,57 +578,13 @@
           <w:lang w:val="en-US"/>
         </w:rPr>
       </w:pPr>
-      <w:proofErr w:type="spellStart"/>
       <w:r>
         <w:rPr>
           <w:lang w:val="en-US"/>
         </w:rPr>
         <w:lastRenderedPageBreak/>
-        <w:t>sudo</w:t>
-      </w:r>
-      <w:proofErr w:type="spellEnd"/>
-      <w:r>
-        <w:rPr>
-          <w:lang w:val="en-US"/>
-        </w:rPr>
-        <w:t xml:space="preserve"> </w:t>
-      </w:r>
-      <w:proofErr w:type="spellStart"/>
-      <w:r>
-        <w:rPr>
-          <w:lang w:val="en-US"/>
-        </w:rPr>
-        <w:t>chown</w:t>
-      </w:r>
-      <w:proofErr w:type="spellEnd"/>
-      <w:r>
-        <w:rPr>
-          <w:lang w:val="en-US"/>
-        </w:rPr>
-        <w:t xml:space="preserve"> –R $</w:t>
-      </w:r>
-      <w:proofErr w:type="gramStart"/>
-      <w:r>
-        <w:rPr>
-          <w:lang w:val="en-US"/>
-        </w:rPr>
-        <w:t>USER:$</w:t>
-      </w:r>
-      <w:proofErr w:type="gramEnd"/>
-      <w:r>
-        <w:rPr>
-          <w:lang w:val="en-US"/>
-        </w:rPr>
-        <w:t xml:space="preserve">USER </w:t>
-      </w:r>
-      <w:proofErr w:type="spellStart"/>
-      <w:r>
-        <w:rPr>
-          <w:lang w:val="en-US"/>
-        </w:rPr>
-        <w:t>sonarqube</w:t>
-      </w:r>
-      <w:proofErr w:type="spellEnd"/>
+        <w:t>sudo chown –R $USER:$USER sonarqube</w:t>
+      </w:r>
     </w:p>
     <w:p>
       <w:pPr>
@@ -877,56 +597,12 @@
           <w:lang w:val="en-US"/>
         </w:rPr>
       </w:pPr>
-      <w:proofErr w:type="spellStart"/>
-      <w:r>
-        <w:rPr>
-          <w:lang w:val="en-US"/>
-        </w:rPr>
-        <w:t>nano</w:t>
-      </w:r>
-      <w:proofErr w:type="spellEnd"/>
-      <w:r>
-        <w:rPr>
-          <w:lang w:val="en-US"/>
-        </w:rPr>
-        <w:t xml:space="preserve"> /opt/</w:t>
-      </w:r>
-      <w:proofErr w:type="spellStart"/>
-      <w:r>
-        <w:rPr>
-          <w:lang w:val="en-US"/>
-        </w:rPr>
-        <w:t>sonarcube</w:t>
-      </w:r>
-      <w:proofErr w:type="spellEnd"/>
-      <w:r>
-        <w:rPr>
-          <w:lang w:val="en-US"/>
-        </w:rPr>
-        <w:t>/</w:t>
-      </w:r>
-      <w:proofErr w:type="spellStart"/>
-      <w:r>
-        <w:rPr>
-          <w:lang w:val="en-US"/>
-        </w:rPr>
-        <w:t>conf</w:t>
-      </w:r>
-      <w:proofErr w:type="spellEnd"/>
-      <w:r>
-        <w:rPr>
-          <w:lang w:val="en-US"/>
-        </w:rPr>
-        <w:t>/</w:t>
-      </w:r>
-      <w:proofErr w:type="spellStart"/>
-      <w:r>
-        <w:rPr>
-          <w:lang w:val="en-US"/>
-        </w:rPr>
-        <w:t>sonar.properties</w:t>
-      </w:r>
-      <w:proofErr w:type="spellEnd"/>
+      <w:r>
+        <w:rPr>
+          <w:lang w:val="en-US"/>
+        </w:rPr>
+        <w:t>nano /opt/sonarcube/conf/sonar.properties</w:t>
+      </w:r>
     </w:p>
     <w:p>
       <w:pPr>
@@ -939,35 +615,13 @@
         <w:rPr>
           <w:lang w:val="en-US"/>
         </w:rPr>
-        <w:t xml:space="preserve">(if opt folder is not available create </w:t>
-      </w:r>
-      <w:proofErr w:type="gramStart"/>
-      <w:r>
-        <w:rPr>
-          <w:lang w:val="en-US"/>
-        </w:rPr>
-        <w:t>using  command</w:t>
-      </w:r>
-      <w:proofErr w:type="gramEnd"/>
-      <w:r>
-        <w:rPr>
-          <w:lang w:val="en-US"/>
-        </w:rPr>
-        <w:t xml:space="preserve"> “</w:t>
-      </w:r>
-      <w:proofErr w:type="spellStart"/>
-      <w:r>
-        <w:rPr>
-          <w:lang w:val="en-US"/>
-        </w:rPr>
-        <w:t>mkdir</w:t>
-      </w:r>
-      <w:proofErr w:type="spellEnd"/>
-      <w:r>
-        <w:rPr>
-          <w:lang w:val="en-US"/>
-        </w:rPr>
-        <w:t xml:space="preserve"> opt</w:t>
+        <w:t>(if opt folder is not available create using  command “</w:t>
+      </w:r>
+      <w:r>
+        <w:rPr>
+          <w:lang w:val="en-US"/>
+        </w:rPr>
+        <w:t>mkdir opt</w:t>
       </w:r>
       <w:r>
         <w:rPr>
@@ -1050,94 +704,38 @@
           <w:lang w:val="en-US"/>
         </w:rPr>
       </w:pPr>
-      <w:proofErr w:type="spellStart"/>
-      <w:proofErr w:type="gramStart"/>
-      <w:r>
-        <w:rPr>
-          <w:lang w:val="en-US"/>
-        </w:rPr>
-        <w:t>sonar.jdbc</w:t>
-      </w:r>
-      <w:proofErr w:type="gramEnd"/>
-      <w:r>
-        <w:rPr>
-          <w:lang w:val="en-US"/>
-        </w:rPr>
-        <w:t>.username</w:t>
-      </w:r>
-      <w:proofErr w:type="spellEnd"/>
-      <w:r>
-        <w:rPr>
-          <w:lang w:val="en-US"/>
-        </w:rPr>
-        <w:t>=sonar</w:t>
-      </w:r>
-    </w:p>
-    <w:p>
-      <w:pPr>
-        <w:rPr>
-          <w:lang w:val="en-US"/>
-        </w:rPr>
-      </w:pPr>
-      <w:proofErr w:type="spellStart"/>
-      <w:proofErr w:type="gramStart"/>
-      <w:r>
-        <w:rPr>
-          <w:lang w:val="en-US"/>
-        </w:rPr>
-        <w:t>sonar.jdbc</w:t>
-      </w:r>
-      <w:proofErr w:type="gramEnd"/>
-      <w:r>
-        <w:rPr>
-          <w:lang w:val="en-US"/>
-        </w:rPr>
-        <w:t>.password</w:t>
-      </w:r>
-      <w:proofErr w:type="spellEnd"/>
-      <w:r>
-        <w:rPr>
-          <w:lang w:val="en-US"/>
-        </w:rPr>
-        <w:t>=sonar</w:t>
-      </w:r>
-    </w:p>
-    <w:p>
-      <w:pPr>
-        <w:rPr>
-          <w:lang w:val="en-US"/>
-        </w:rPr>
-      </w:pPr>
-      <w:r>
-        <w:rPr>
-          <w:lang w:val="en-US"/>
-        </w:rPr>
-        <w:t>sonar.jdbc.url=</w:t>
-      </w:r>
-      <w:proofErr w:type="spellStart"/>
-      <w:proofErr w:type="gramStart"/>
-      <w:r>
-        <w:rPr>
-          <w:lang w:val="en-US"/>
-        </w:rPr>
-        <w:t>jdbc:postgresql</w:t>
-      </w:r>
-      <w:proofErr w:type="spellEnd"/>
-      <w:r>
-        <w:rPr>
-          <w:lang w:val="en-US"/>
-        </w:rPr>
-        <w:t>://localhost/</w:t>
-      </w:r>
-      <w:proofErr w:type="spellStart"/>
-      <w:r>
-        <w:rPr>
-          <w:lang w:val="en-US"/>
-        </w:rPr>
-        <w:t>sonarqube</w:t>
-      </w:r>
-      <w:proofErr w:type="spellEnd"/>
-      <w:proofErr w:type="gramEnd"/>
+      <w:r>
+        <w:rPr>
+          <w:lang w:val="en-US"/>
+        </w:rPr>
+        <w:t>sonar.jdbc.username=sonar</w:t>
+      </w:r>
+    </w:p>
+    <w:p>
+      <w:pPr>
+        <w:rPr>
+          <w:lang w:val="en-US"/>
+        </w:rPr>
+      </w:pPr>
+      <w:r>
+        <w:rPr>
+          <w:lang w:val="en-US"/>
+        </w:rPr>
+        <w:t>sonar.jdbc.password=sonar</w:t>
+      </w:r>
+    </w:p>
+    <w:p>
+      <w:pPr>
+        <w:rPr>
+          <w:lang w:val="en-US"/>
+        </w:rPr>
+      </w:pPr>
+      <w:r>
+        <w:rPr>
+          <w:lang w:val="en-US"/>
+        </w:rPr>
+        <w:t>sonar.jdbc.url=jdbc:postgresql://localhost/sonarqube</w:t>
+      </w:r>
     </w:p>
     <w:p>
       <w:pPr>
@@ -1158,110 +756,58 @@
           <w:lang w:val="en-US"/>
         </w:rPr>
       </w:pPr>
-      <w:proofErr w:type="spellStart"/>
-      <w:proofErr w:type="gramStart"/>
-      <w:r>
-        <w:rPr>
-          <w:lang w:val="en-US"/>
-        </w:rPr>
-        <w:t>sonar.projectKey</w:t>
-      </w:r>
-      <w:proofErr w:type="spellEnd"/>
-      <w:proofErr w:type="gramEnd"/>
-      <w:r>
-        <w:rPr>
-          <w:lang w:val="en-US"/>
-        </w:rPr>
-        <w:t>=</w:t>
-      </w:r>
-      <w:proofErr w:type="spellStart"/>
-      <w:r>
-        <w:rPr>
-          <w:lang w:val="en-US"/>
-        </w:rPr>
-        <w:t>Sonar_Python</w:t>
-      </w:r>
-      <w:proofErr w:type="spellEnd"/>
-    </w:p>
-    <w:p>
-      <w:pPr>
-        <w:rPr>
-          <w:lang w:val="en-US"/>
-        </w:rPr>
-      </w:pPr>
-      <w:proofErr w:type="spellStart"/>
-      <w:proofErr w:type="gramStart"/>
-      <w:r>
-        <w:rPr>
-          <w:lang w:val="en-US"/>
-        </w:rPr>
-        <w:t>sonar.sources</w:t>
-      </w:r>
-      <w:proofErr w:type="spellEnd"/>
-      <w:proofErr w:type="gramEnd"/>
-      <w:r>
-        <w:rPr>
-          <w:lang w:val="en-US"/>
-        </w:rPr>
-        <w:t>=.</w:t>
-      </w:r>
-    </w:p>
-    <w:p>
-      <w:pPr>
-        <w:rPr>
-          <w:lang w:val="en-US"/>
-        </w:rPr>
-      </w:pPr>
-      <w:proofErr w:type="spellStart"/>
-      <w:proofErr w:type="gramStart"/>
-      <w:r>
-        <w:rPr>
-          <w:lang w:val="en-US"/>
-        </w:rPr>
-        <w:t>sonar.python</w:t>
-      </w:r>
-      <w:proofErr w:type="gramEnd"/>
-      <w:r>
-        <w:rPr>
-          <w:lang w:val="en-US"/>
-        </w:rPr>
-        <w:t>.version</w:t>
-      </w:r>
-      <w:proofErr w:type="spellEnd"/>
-      <w:r>
-        <w:rPr>
-          <w:lang w:val="en-US"/>
-        </w:rPr>
-        <w:t>=3.10</w:t>
-      </w:r>
-    </w:p>
-    <w:p>
-      <w:pPr>
-        <w:rPr>
-          <w:lang w:val="en-US"/>
-        </w:rPr>
-      </w:pPr>
-    </w:p>
-    <w:p>
-      <w:pPr>
-        <w:rPr>
-          <w:lang w:val="en-US"/>
-        </w:rPr>
-      </w:pPr>
-      <w:r>
-        <w:rPr>
-          <w:lang w:val="en-US"/>
-        </w:rPr>
-        <w:t xml:space="preserve">Step: 5 Run the </w:t>
-      </w:r>
-      <w:proofErr w:type="spellStart"/>
-      <w:r>
-        <w:rPr>
-          <w:lang w:val="en-US"/>
-        </w:rPr>
-        <w:t>sonarqube</w:t>
-      </w:r>
-      <w:proofErr w:type="spellEnd"/>
+      <w:r>
+        <w:rPr>
+          <w:lang w:val="en-US"/>
+        </w:rPr>
+        <w:t>sonar.projectKey=Sonar_Python</w:t>
+      </w:r>
+    </w:p>
+    <w:p>
+      <w:pPr>
+        <w:rPr>
+          <w:lang w:val="en-US"/>
+        </w:rPr>
+      </w:pPr>
+      <w:r>
+        <w:rPr>
+          <w:lang w:val="en-US"/>
+        </w:rPr>
+        <w:t>sonar.sources=.</w:t>
+      </w:r>
+    </w:p>
+    <w:p>
+      <w:pPr>
+        <w:rPr>
+          <w:lang w:val="en-US"/>
+        </w:rPr>
+      </w:pPr>
+      <w:r>
+        <w:rPr>
+          <w:lang w:val="en-US"/>
+        </w:rPr>
+        <w:t>sonar.python.version=3.10</w:t>
+      </w:r>
+    </w:p>
+    <w:p>
+      <w:pPr>
+        <w:rPr>
+          <w:lang w:val="en-US"/>
+        </w:rPr>
+      </w:pPr>
+    </w:p>
+    <w:p>
+      <w:pPr>
+        <w:rPr>
+          <w:lang w:val="en-US"/>
+        </w:rPr>
+      </w:pPr>
+      <w:r>
+        <w:rPr>
+          <w:lang w:val="en-US"/>
+        </w:rPr>
+        <w:t>Step: 5 Run the sonarqube</w:t>
+      </w:r>
     </w:p>
     <w:p>
       <w:pPr>
@@ -1278,21 +824,7 @@
         <w:rPr>
           <w:lang w:val="en-US"/>
         </w:rPr>
-        <w:t>cd /opt/</w:t>
-      </w:r>
-      <w:proofErr w:type="spellStart"/>
-      <w:r>
-        <w:rPr>
-          <w:lang w:val="en-US"/>
-        </w:rPr>
-        <w:t>sonarqube</w:t>
-      </w:r>
-      <w:proofErr w:type="spellEnd"/>
-      <w:r>
-        <w:rPr>
-          <w:lang w:val="en-US"/>
-        </w:rPr>
-        <w:t>/bin/linux-x86-64</w:t>
+        <w:t>cd /opt/sonarqube/bin/linux-x86-64</w:t>
       </w:r>
     </w:p>
     <w:p>
@@ -1341,63 +873,33 @@
         <w:rPr>
           <w:lang w:val="en-US"/>
         </w:rPr>
-        <w:t xml:space="preserve">Step:6 Log in to </w:t>
-      </w:r>
-      <w:proofErr w:type="spellStart"/>
-      <w:r>
-        <w:rPr>
-          <w:lang w:val="en-US"/>
-        </w:rPr>
-        <w:t>sonarqube</w:t>
-      </w:r>
-      <w:proofErr w:type="spellEnd"/>
-    </w:p>
-    <w:p>
-      <w:pPr>
-        <w:rPr>
-          <w:lang w:val="en-US"/>
-        </w:rPr>
-      </w:pPr>
-      <w:proofErr w:type="spellStart"/>
-      <w:r>
-        <w:rPr>
-          <w:lang w:val="en-US"/>
-        </w:rPr>
-        <w:t>Goto</w:t>
-      </w:r>
-      <w:proofErr w:type="spellEnd"/>
-      <w:r>
-        <w:rPr>
-          <w:lang w:val="en-US"/>
-        </w:rPr>
-        <w:t>&gt; browser&gt; localhost:9000</w:t>
-      </w:r>
-    </w:p>
-    <w:p>
-      <w:pPr>
-        <w:rPr>
-          <w:lang w:val="en-US"/>
-        </w:rPr>
-      </w:pPr>
-      <w:r>
-        <w:rPr>
-          <w:lang w:val="en-US"/>
-        </w:rPr>
-        <w:t xml:space="preserve">(wait for </w:t>
-      </w:r>
-      <w:proofErr w:type="spellStart"/>
-      <w:r>
-        <w:rPr>
-          <w:lang w:val="en-US"/>
-        </w:rPr>
-        <w:t>atleast</w:t>
-      </w:r>
-      <w:proofErr w:type="spellEnd"/>
-      <w:r>
-        <w:rPr>
-          <w:lang w:val="en-US"/>
-        </w:rPr>
-        <w:t xml:space="preserve"> 5-10 min, as it will take a time to start)</w:t>
+        <w:t>Step:6 Log in to sonarqube</w:t>
+      </w:r>
+    </w:p>
+    <w:p>
+      <w:pPr>
+        <w:rPr>
+          <w:lang w:val="en-US"/>
+        </w:rPr>
+      </w:pPr>
+      <w:r>
+        <w:rPr>
+          <w:lang w:val="en-US"/>
+        </w:rPr>
+        <w:t>Goto&gt; browser&gt; localhost:9000</w:t>
+      </w:r>
+    </w:p>
+    <w:p>
+      <w:pPr>
+        <w:rPr>
+          <w:lang w:val="en-US"/>
+        </w:rPr>
+      </w:pPr>
+      <w:r>
+        <w:rPr>
+          <w:lang w:val="en-US"/>
+        </w:rPr>
+        <w:t>(wait for atleast 5-10 min, as it will take a time to start)</w:t>
       </w:r>
     </w:p>
     <w:p>
@@ -1411,21 +913,11 @@
           <w:lang w:val="en-US"/>
         </w:rPr>
       </w:pPr>
-      <w:proofErr w:type="spellStart"/>
-      <w:proofErr w:type="gramStart"/>
-      <w:r>
-        <w:rPr>
-          <w:lang w:val="en-US"/>
-        </w:rPr>
-        <w:t>Default;t</w:t>
-      </w:r>
-      <w:proofErr w:type="spellEnd"/>
-      <w:proofErr w:type="gramEnd"/>
-      <w:r>
-        <w:rPr>
-          <w:lang w:val="en-US"/>
-        </w:rPr>
-        <w:t xml:space="preserve"> username and password are</w:t>
+      <w:r>
+        <w:rPr>
+          <w:lang w:val="en-US"/>
+        </w:rPr>
+        <w:t>Default;t username and password are</w:t>
       </w:r>
     </w:p>
     <w:p>
@@ -1494,16 +986,8 @@
         <w:rPr>
           <w:lang w:val="en-US"/>
         </w:rPr>
-        <w:t xml:space="preserve">Now click on </w:t>
-      </w:r>
-      <w:proofErr w:type="spellStart"/>
-      <w:r>
-        <w:rPr>
-          <w:lang w:val="en-US"/>
-        </w:rPr>
-        <w:t>MyAccount</w:t>
-      </w:r>
-      <w:proofErr w:type="spellEnd"/>
+        <w:t>Now click on MyAccount</w:t>
+      </w:r>
     </w:p>
     <w:p>
       <w:pPr>
@@ -1818,21 +1302,7 @@
         <w:rPr>
           <w:lang w:val="en-US"/>
         </w:rPr>
-        <w:t xml:space="preserve">Step: 8 Open Jenkins and add </w:t>
-      </w:r>
-      <w:proofErr w:type="spellStart"/>
-      <w:r>
-        <w:rPr>
-          <w:lang w:val="en-US"/>
-        </w:rPr>
-        <w:t>sonarqube</w:t>
-      </w:r>
-      <w:proofErr w:type="spellEnd"/>
-      <w:r>
-        <w:rPr>
-          <w:lang w:val="en-US"/>
-        </w:rPr>
-        <w:t xml:space="preserve"> to it</w:t>
+        <w:t>Step: 8 Open Jenkins and add sonarqube to it</w:t>
       </w:r>
     </w:p>
     <w:p>
@@ -1896,42 +1366,12 @@
           <w:lang w:val="en-US"/>
         </w:rPr>
       </w:pPr>
-      <w:proofErr w:type="spellStart"/>
-      <w:r>
-        <w:rPr>
-          <w:lang w:val="en-US"/>
-        </w:rPr>
-        <w:t>Goto</w:t>
-      </w:r>
-      <w:proofErr w:type="spellEnd"/>
-      <w:r>
-        <w:rPr>
-          <w:lang w:val="en-US"/>
-        </w:rPr>
-        <w:t xml:space="preserve">&gt; manage Jenkins&gt; add </w:t>
-      </w:r>
-      <w:proofErr w:type="spellStart"/>
-      <w:r>
-        <w:rPr>
-          <w:lang w:val="en-US"/>
-        </w:rPr>
-        <w:t>sonarqube</w:t>
-      </w:r>
-      <w:proofErr w:type="spellEnd"/>
-      <w:r>
-        <w:rPr>
-          <w:lang w:val="en-US"/>
-        </w:rPr>
-        <w:t xml:space="preserve"> server for </w:t>
-      </w:r>
-      <w:proofErr w:type="spellStart"/>
-      <w:r>
-        <w:rPr>
-          <w:lang w:val="en-US"/>
-        </w:rPr>
-        <w:t>jenkins</w:t>
-      </w:r>
-      <w:proofErr w:type="spellEnd"/>
+      <w:r>
+        <w:rPr>
+          <w:lang w:val="en-US"/>
+        </w:rPr>
+        <w:t>Goto&gt; manage Jenkins&gt; add sonarqube server for jenkins</w:t>
+      </w:r>
     </w:p>
     <w:p>
       <w:pPr>
@@ -1998,21 +1438,7 @@
         <w:rPr>
           <w:lang w:val="en-US"/>
         </w:rPr>
-        <w:t xml:space="preserve">Step:9 </w:t>
-      </w:r>
-      <w:proofErr w:type="spellStart"/>
-      <w:r>
-        <w:rPr>
-          <w:lang w:val="en-US"/>
-        </w:rPr>
-        <w:t>goto</w:t>
-      </w:r>
-      <w:proofErr w:type="spellEnd"/>
-      <w:r>
-        <w:rPr>
-          <w:lang w:val="en-US"/>
-        </w:rPr>
-        <w:t xml:space="preserve">&gt; manage Jenkins&gt; tools(system)&gt; </w:t>
+        <w:t xml:space="preserve">Step:9 goto&gt; manage Jenkins&gt; tools(system)&gt; </w:t>
       </w:r>
     </w:p>
     <w:p>
@@ -2289,48 +1715,20 @@
         <w:rPr>
           <w:lang w:val="en-US"/>
         </w:rPr>
-        <w:t xml:space="preserve">        SONARQUBE_ENV = '</w:t>
-      </w:r>
-      <w:proofErr w:type="spellStart"/>
-      <w:r>
-        <w:rPr>
-          <w:lang w:val="en-US"/>
-        </w:rPr>
-        <w:t>MySonar</w:t>
-      </w:r>
-      <w:proofErr w:type="spellEnd"/>
-      <w:r>
-        <w:rPr>
-          <w:lang w:val="en-US"/>
-        </w:rPr>
-        <w:t>'                  // Jenkins → Manage Jenkins → Configure System</w:t>
-      </w:r>
-    </w:p>
-    <w:p>
-      <w:pPr>
-        <w:rPr>
-          <w:lang w:val="en-US"/>
-        </w:rPr>
-      </w:pPr>
-      <w:r>
-        <w:rPr>
-          <w:lang w:val="en-US"/>
-        </w:rPr>
-        <w:t xml:space="preserve">        SONAR_TOKEN = credentials('MY_SONAR_TOKEN</w:t>
-      </w:r>
-      <w:proofErr w:type="gramStart"/>
-      <w:r>
-        <w:rPr>
-          <w:lang w:val="en-US"/>
-        </w:rPr>
-        <w:t xml:space="preserve">')   </w:t>
-      </w:r>
-      <w:proofErr w:type="gramEnd"/>
-      <w:r>
-        <w:rPr>
-          <w:lang w:val="en-US"/>
-        </w:rPr>
-        <w:t>// From Jenkins Credentials store</w:t>
+        <w:t xml:space="preserve">        SONARQUBE_ENV = 'MySonar'                  // Jenkins → Manage Jenkins → Configure System</w:t>
+      </w:r>
+    </w:p>
+    <w:p>
+      <w:pPr>
+        <w:rPr>
+          <w:lang w:val="en-US"/>
+        </w:rPr>
+      </w:pPr>
+      <w:r>
+        <w:rPr>
+          <w:lang w:val="en-US"/>
+        </w:rPr>
+        <w:t xml:space="preserve">        SONAR_TOKEN = credentials('MY_SONAR_TOKEN')   // From Jenkins Credentials store</w:t>
       </w:r>
     </w:p>
     <w:p>
@@ -2416,49 +1814,7 @@
         <w:rPr>
           <w:lang w:val="en-US"/>
         </w:rPr>
-        <w:t xml:space="preserve">                </w:t>
-      </w:r>
-      <w:proofErr w:type="spellStart"/>
-      <w:r>
-        <w:rPr>
-          <w:lang w:val="en-US"/>
-        </w:rPr>
-        <w:t>git</w:t>
-      </w:r>
-      <w:proofErr w:type="spellEnd"/>
-      <w:r>
-        <w:rPr>
-          <w:lang w:val="en-US"/>
-        </w:rPr>
-        <w:t xml:space="preserve"> url: 'https://github.com/</w:t>
-      </w:r>
-      <w:proofErr w:type="spellStart"/>
-      <w:r>
-        <w:rPr>
-          <w:lang w:val="en-US"/>
-        </w:rPr>
-        <w:t>Nikunj</w:t>
-      </w:r>
-      <w:proofErr w:type="spellEnd"/>
-      <w:r>
-        <w:rPr>
-          <w:lang w:val="en-US"/>
-        </w:rPr>
-        <w:t>-Java/</w:t>
-      </w:r>
-      <w:proofErr w:type="spellStart"/>
-      <w:r>
-        <w:rPr>
-          <w:lang w:val="en-US"/>
-        </w:rPr>
-        <w:t>Sonar_Python.git</w:t>
-      </w:r>
-      <w:proofErr w:type="spellEnd"/>
-      <w:r>
-        <w:rPr>
-          <w:lang w:val="en-US"/>
-        </w:rPr>
-        <w:t>', branch: 'main'</w:t>
+        <w:t xml:space="preserve">                git url: 'https://github.com/Nikunj-Java/Sonar_Python.git', branch: 'main'</w:t>
       </w:r>
     </w:p>
     <w:p>
@@ -2504,35 +1860,7 @@
         <w:rPr>
           <w:lang w:val="en-US"/>
         </w:rPr>
-        <w:t xml:space="preserve">        </w:t>
-      </w:r>
-      <w:proofErr w:type="gramStart"/>
-      <w:r>
-        <w:rPr>
-          <w:lang w:val="en-US"/>
-        </w:rPr>
-        <w:t>stage(</w:t>
-      </w:r>
-      <w:proofErr w:type="gramEnd"/>
-      <w:r>
-        <w:rPr>
-          <w:lang w:val="en-US"/>
-        </w:rPr>
-        <w:t>'</w:t>
-      </w:r>
-      <w:proofErr w:type="spellStart"/>
-      <w:r>
-        <w:rPr>
-          <w:lang w:val="en-US"/>
-        </w:rPr>
-        <w:t>SonarQube</w:t>
-      </w:r>
-      <w:proofErr w:type="spellEnd"/>
-      <w:r>
-        <w:rPr>
-          <w:lang w:val="en-US"/>
-        </w:rPr>
-        <w:t xml:space="preserve"> Analysis') {</w:t>
+        <w:t xml:space="preserve">        stage('SonarQube Analysis') {</w:t>
       </w:r>
     </w:p>
     <w:p>
@@ -2558,48 +1886,20 @@
         <w:rPr>
           <w:lang w:val="en-US"/>
         </w:rPr>
-        <w:t xml:space="preserve">                </w:t>
-      </w:r>
-      <w:proofErr w:type="spellStart"/>
-      <w:r>
-        <w:rPr>
-          <w:lang w:val="en-US"/>
-        </w:rPr>
-        <w:t>withSonarQubeEnv</w:t>
-      </w:r>
-      <w:proofErr w:type="spellEnd"/>
-      <w:r>
-        <w:rPr>
-          <w:lang w:val="en-US"/>
-        </w:rPr>
-        <w:t>("${SONARQUBE_ENV}") {</w:t>
-      </w:r>
-    </w:p>
-    <w:p>
-      <w:pPr>
-        <w:rPr>
-          <w:lang w:val="en-US"/>
-        </w:rPr>
-      </w:pPr>
-      <w:r>
-        <w:rPr>
-          <w:lang w:val="en-US"/>
-        </w:rPr>
-        <w:t xml:space="preserve">                    </w:t>
-      </w:r>
-      <w:proofErr w:type="spellStart"/>
-      <w:r>
-        <w:rPr>
-          <w:lang w:val="en-US"/>
-        </w:rPr>
-        <w:t>sh</w:t>
-      </w:r>
-      <w:proofErr w:type="spellEnd"/>
-      <w:r>
-        <w:rPr>
-          <w:lang w:val="en-US"/>
-        </w:rPr>
-        <w:t xml:space="preserve"> '''</w:t>
+        <w:t xml:space="preserve">                withSonarQubeEnv("${SONARQUBE_ENV}") {</w:t>
+      </w:r>
+    </w:p>
+    <w:p>
+      <w:pPr>
+        <w:rPr>
+          <w:lang w:val="en-US"/>
+        </w:rPr>
+      </w:pPr>
+      <w:r>
+        <w:rPr>
+          <w:lang w:val="en-US"/>
+        </w:rPr>
+        <w:t xml:space="preserve">                    sh '''</w:t>
       </w:r>
     </w:p>
     <w:p>
@@ -2625,145 +1925,59 @@
         <w:rPr>
           <w:lang w:val="en-US"/>
         </w:rPr>
-        <w:t xml:space="preserve">                        -</w:t>
-      </w:r>
-      <w:proofErr w:type="spellStart"/>
-      <w:r>
-        <w:rPr>
-          <w:lang w:val="en-US"/>
-        </w:rPr>
-        <w:t>Dsonar.projectKey</w:t>
-      </w:r>
-      <w:proofErr w:type="spellEnd"/>
-      <w:r>
-        <w:rPr>
-          <w:lang w:val="en-US"/>
-        </w:rPr>
-        <w:t>=</w:t>
-      </w:r>
-      <w:proofErr w:type="spellStart"/>
-      <w:r>
-        <w:rPr>
-          <w:lang w:val="en-US"/>
-        </w:rPr>
-        <w:t>Sonar_Python</w:t>
-      </w:r>
-      <w:proofErr w:type="spellEnd"/>
-      <w:r>
-        <w:rPr>
-          <w:lang w:val="en-US"/>
-        </w:rPr>
-        <w:t xml:space="preserve"> \</w:t>
-      </w:r>
-    </w:p>
-    <w:p>
-      <w:pPr>
-        <w:rPr>
-          <w:lang w:val="en-US"/>
-        </w:rPr>
-      </w:pPr>
-      <w:r>
-        <w:rPr>
-          <w:lang w:val="en-US"/>
-        </w:rPr>
-        <w:t xml:space="preserve">                        -</w:t>
-      </w:r>
-      <w:proofErr w:type="spellStart"/>
-      <w:r>
-        <w:rPr>
-          <w:lang w:val="en-US"/>
-        </w:rPr>
-        <w:t>Dsonar.sources</w:t>
-      </w:r>
-      <w:proofErr w:type="spellEnd"/>
-      <w:r>
-        <w:rPr>
-          <w:lang w:val="en-US"/>
-        </w:rPr>
-        <w:t>=app \</w:t>
-      </w:r>
-    </w:p>
-    <w:p>
-      <w:pPr>
-        <w:rPr>
-          <w:lang w:val="en-US"/>
-        </w:rPr>
-      </w:pPr>
-      <w:r>
-        <w:rPr>
-          <w:lang w:val="en-US"/>
-        </w:rPr>
-        <w:t xml:space="preserve">                        -</w:t>
-      </w:r>
-      <w:proofErr w:type="spellStart"/>
-      <w:r>
-        <w:rPr>
-          <w:lang w:val="en-US"/>
-        </w:rPr>
-        <w:t>Dsonat.tests</w:t>
-      </w:r>
-      <w:proofErr w:type="spellEnd"/>
-      <w:r>
-        <w:rPr>
-          <w:lang w:val="en-US"/>
-        </w:rPr>
-        <w:t>=tests \</w:t>
-      </w:r>
-    </w:p>
-    <w:p>
-      <w:pPr>
-        <w:rPr>
-          <w:lang w:val="en-US"/>
-        </w:rPr>
-      </w:pPr>
-      <w:r>
-        <w:rPr>
-          <w:lang w:val="en-US"/>
-        </w:rPr>
-        <w:t xml:space="preserve">                        -</w:t>
-      </w:r>
-      <w:proofErr w:type="spellStart"/>
-      <w:proofErr w:type="gramStart"/>
-      <w:r>
-        <w:rPr>
-          <w:lang w:val="en-US"/>
-        </w:rPr>
-        <w:t>Dsonar.python.version</w:t>
-      </w:r>
-      <w:proofErr w:type="spellEnd"/>
-      <w:proofErr w:type="gramEnd"/>
-      <w:r>
-        <w:rPr>
-          <w:lang w:val="en-US"/>
-        </w:rPr>
-        <w:t>=3.10 \</w:t>
-      </w:r>
-    </w:p>
-    <w:p>
-      <w:pPr>
-        <w:rPr>
-          <w:lang w:val="en-US"/>
-        </w:rPr>
-      </w:pPr>
-      <w:r>
-        <w:rPr>
-          <w:lang w:val="en-US"/>
-        </w:rPr>
-        <w:t xml:space="preserve">                        -</w:t>
-      </w:r>
-      <w:proofErr w:type="spellStart"/>
-      <w:r>
-        <w:rPr>
-          <w:lang w:val="en-US"/>
-        </w:rPr>
-        <w:t>Dsonar.login</w:t>
-      </w:r>
-      <w:proofErr w:type="spellEnd"/>
-      <w:r>
-        <w:rPr>
-          <w:lang w:val="en-US"/>
-        </w:rPr>
-        <w:t>=${MY_SONAR_TOKEN}</w:t>
+        <w:t xml:space="preserve">                        -Dsonar.projectKey=Sonar_Python \</w:t>
+      </w:r>
+    </w:p>
+    <w:p>
+      <w:pPr>
+        <w:rPr>
+          <w:lang w:val="en-US"/>
+        </w:rPr>
+      </w:pPr>
+      <w:r>
+        <w:rPr>
+          <w:lang w:val="en-US"/>
+        </w:rPr>
+        <w:t xml:space="preserve">                        -Dsonar.sources=app \</w:t>
+      </w:r>
+    </w:p>
+    <w:p>
+      <w:pPr>
+        <w:rPr>
+          <w:lang w:val="en-US"/>
+        </w:rPr>
+      </w:pPr>
+      <w:r>
+        <w:rPr>
+          <w:lang w:val="en-US"/>
+        </w:rPr>
+        <w:t xml:space="preserve">                        -Dsonat.tests=tests \</w:t>
+      </w:r>
+    </w:p>
+    <w:p>
+      <w:pPr>
+        <w:rPr>
+          <w:lang w:val="en-US"/>
+        </w:rPr>
+      </w:pPr>
+      <w:r>
+        <w:rPr>
+          <w:lang w:val="en-US"/>
+        </w:rPr>
+        <w:t xml:space="preserve">                        -Dsonar.python.version=3.10 \</w:t>
+      </w:r>
+    </w:p>
+    <w:p>
+      <w:pPr>
+        <w:rPr>
+          <w:lang w:val="en-US"/>
+        </w:rPr>
+      </w:pPr>
+      <w:r>
+        <w:rPr>
+          <w:lang w:val="en-US"/>
+        </w:rPr>
+        <w:t xml:space="preserve">                        -Dsonar.login=${MY_SONAR_TOKEN}</w:t>
       </w:r>
     </w:p>
     <w:p>
@@ -2835,21 +2049,7 @@
         <w:rPr>
           <w:lang w:val="en-US"/>
         </w:rPr>
-        <w:t xml:space="preserve">        </w:t>
-      </w:r>
-      <w:proofErr w:type="gramStart"/>
-      <w:r>
-        <w:rPr>
-          <w:lang w:val="en-US"/>
-        </w:rPr>
-        <w:t>stage(</w:t>
-      </w:r>
-      <w:proofErr w:type="gramEnd"/>
-      <w:r>
-        <w:rPr>
-          <w:lang w:val="en-US"/>
-        </w:rPr>
-        <w:t>'Quality Gate') {</w:t>
+        <w:t xml:space="preserve">        stage('Quality Gate') {</w:t>
       </w:r>
     </w:p>
     <w:p>
@@ -2875,62 +2075,20 @@
         <w:rPr>
           <w:lang w:val="en-US"/>
         </w:rPr>
-        <w:t xml:space="preserve">                </w:t>
-      </w:r>
-      <w:proofErr w:type="gramStart"/>
-      <w:r>
-        <w:rPr>
-          <w:lang w:val="en-US"/>
-        </w:rPr>
-        <w:t>timeout(</w:t>
-      </w:r>
-      <w:proofErr w:type="gramEnd"/>
-      <w:r>
-        <w:rPr>
-          <w:lang w:val="en-US"/>
-        </w:rPr>
-        <w:t>time: 2, unit: 'MINUTES') {</w:t>
-      </w:r>
-    </w:p>
-    <w:p>
-      <w:pPr>
-        <w:rPr>
-          <w:lang w:val="en-US"/>
-        </w:rPr>
-      </w:pPr>
-      <w:r>
-        <w:rPr>
-          <w:lang w:val="en-US"/>
-        </w:rPr>
-        <w:t xml:space="preserve">                    </w:t>
-      </w:r>
-      <w:proofErr w:type="spellStart"/>
-      <w:r>
-        <w:rPr>
-          <w:lang w:val="en-US"/>
-        </w:rPr>
-        <w:t>waitForQualityGate</w:t>
-      </w:r>
-      <w:proofErr w:type="spellEnd"/>
-      <w:r>
-        <w:rPr>
-          <w:lang w:val="en-US"/>
-        </w:rPr>
-        <w:t xml:space="preserve"> </w:t>
-      </w:r>
-      <w:proofErr w:type="spellStart"/>
-      <w:r>
-        <w:rPr>
-          <w:lang w:val="en-US"/>
-        </w:rPr>
-        <w:t>abortPipeline</w:t>
-      </w:r>
-      <w:proofErr w:type="spellEnd"/>
-      <w:r>
-        <w:rPr>
-          <w:lang w:val="en-US"/>
-        </w:rPr>
-        <w:t>: true</w:t>
+        <w:t xml:space="preserve">                timeout(time: 2, unit: 'MINUTES') {</w:t>
+      </w:r>
+    </w:p>
+    <w:p>
+      <w:pPr>
+        <w:rPr>
+          <w:lang w:val="en-US"/>
+        </w:rPr>
+      </w:pPr>
+      <w:r>
+        <w:rPr>
+          <w:lang w:val="en-US"/>
+        </w:rPr>
+        <w:t xml:space="preserve">                    waitForQualityGate abortPipeline: true</w:t>
       </w:r>
     </w:p>
     <w:p>
@@ -3049,7 +2207,6 @@
           <w:lang w:val="en-US"/>
         </w:rPr>
       </w:pPr>
-      <w:bookmarkStart w:id="0" w:name="_GoBack"/>
       <w:r>
         <w:rPr>
           <w:noProof/>
@@ -3098,7 +2255,6 @@
           </wp:inline>
         </w:drawing>
       </w:r>
-      <w:bookmarkEnd w:id="0"/>
     </w:p>
     <w:p>
       <w:pPr>
@@ -3133,21 +2289,7 @@
         <w:rPr>
           <w:lang w:val="en-US"/>
         </w:rPr>
-        <w:t xml:space="preserve">check the </w:t>
-      </w:r>
-      <w:proofErr w:type="spellStart"/>
-      <w:r>
-        <w:rPr>
-          <w:lang w:val="en-US"/>
-        </w:rPr>
-        <w:t>sonarqube</w:t>
-      </w:r>
-      <w:proofErr w:type="spellEnd"/>
-      <w:r>
-        <w:rPr>
-          <w:lang w:val="en-US"/>
-        </w:rPr>
-        <w:t xml:space="preserve"> projects</w:t>
+        <w:t>check the sonarqube projects</w:t>
       </w:r>
     </w:p>
     <w:p>
@@ -3212,6 +2354,22 @@
           <w:lang w:val="en-US"/>
         </w:rPr>
       </w:pPr>
+    </w:p>
+    <w:p>
+      <w:pPr>
+        <w:rPr>
+          <w:lang w:val="en-US"/>
+        </w:rPr>
+      </w:pPr>
+    </w:p>
+    <w:p>
+      <w:pPr>
+        <w:rPr>
+          <w:lang w:val="en-US"/>
+        </w:rPr>
+      </w:pPr>
+      <w:bookmarkStart w:id="0" w:name="_GoBack"/>
+      <w:bookmarkEnd w:id="0"/>
     </w:p>
     <w:sectPr>
       <w:pgSz w:w="11906" w:h="16838"/>
